--- a/毕业论文.docx
+++ b/毕业论文.docx
@@ -2342,7 +2342,7 @@
           <w:szCs w:val="28"/>
         </w:rPr>
       </w:pPr>
-      <w:bookmarkStart w:id="0" w:name="_Toc226303359"/>
+      <w:bookmarkStart w:id="0" w:name="_Toc226311302"/>
       <w:r>
         <w:rPr>
           <w:rFonts w:hint="eastAsia"/>
@@ -2413,7 +2413,35 @@
           <w:rFonts w:ascii="宋体" w:hAnsi="宋体" w:hint="eastAsia"/>
           <w:sz w:val="24"/>
         </w:rPr>
-        <w:t>随着深度学习技术的快速发展，目标检测技术在视频监控、自动驾驶、智能交通等领域得到了广泛应用。传统的目标检测系统往往依赖于特定的硬件平台或专用的移动应用，难以实现跨平台部署和便捷的用户体验。本文设计并实现了一个基于.NET MAUI框架的视频目标识别系统，采用前后端分离的分布式架构，前端使用MAUI技术实现跨平台应用，后端采用Flask框架提供RESTful API服务，核心检测算法采用YOLOv11深度学习模型。系统主要功能包括视频文件上传、实时目标检测、视频流推送、检测结果存储与展示等。前端MAUI应用实现了视频列表管理、视频上传、实时处理状态</w:t>
+        <w:t>随着深度学习技术的快速发展，目标检测技术在视频监控、自动驾驶、智能交通等领域得到了广泛应用。传统的目标检测系统往往依赖于特定的硬件平台或专用的移动应用，难以实现跨平台部署和便捷的用户体验。本文设计并实现了一个基于.NET MAUI框架的视频目标识别系统</w:t>
+      </w:r>
+      <w:r>
+        <w:rPr>
+          <w:rFonts w:ascii="宋体" w:hAnsi="宋体" w:hint="eastAsia"/>
+          <w:sz w:val="24"/>
+        </w:rPr>
+        <w:t>。它</w:t>
+      </w:r>
+      <w:r>
+        <w:rPr>
+          <w:rFonts w:ascii="宋体" w:hAnsi="宋体" w:hint="eastAsia"/>
+          <w:sz w:val="24"/>
+        </w:rPr>
+        <w:t>采用前后端分离的分布式架构</w:t>
+      </w:r>
+      <w:r>
+        <w:rPr>
+          <w:rFonts w:ascii="宋体" w:hAnsi="宋体" w:hint="eastAsia"/>
+          <w:sz w:val="24"/>
+        </w:rPr>
+        <w:t>。</w:t>
+      </w:r>
+      <w:r>
+        <w:rPr>
+          <w:rFonts w:ascii="宋体" w:hAnsi="宋体" w:hint="eastAsia"/>
+          <w:sz w:val="24"/>
+        </w:rPr>
+        <w:t>前端使用MAUI技术实现跨平台应用，后端采用Flask框架提供RESTful API服务，核心检测算法采用YOLOv11深度学习模型。系统主要功能包括视频文件上传、实时目标检测、视频流推送、检测结果存储与展示等。前端MAUI应用实现了视频列表管理、视频上传、实时处理状态</w:t>
       </w:r>
       <w:r>
         <w:rPr>
@@ -2640,7 +2668,7 @@
           <w:szCs w:val="28"/>
         </w:rPr>
         <w:lastRenderedPageBreak/>
-        <w:t>New Generation Deep Learning for Video Object Detection: A Survey</w:t>
+        <w:t>Design and Implementation of a Video Target Recognition System Based on MAUI</w:t>
       </w:r>
     </w:p>
     <w:p>
@@ -2930,7 +2958,7 @@
           <w:szCs w:val="28"/>
         </w:rPr>
       </w:pPr>
-      <w:bookmarkStart w:id="1" w:name="_Toc226303360"/>
+      <w:bookmarkStart w:id="1" w:name="_Toc226311303"/>
       <w:r>
         <w:rPr>
           <w:rFonts w:hint="eastAsia"/>
@@ -2968,7 +2996,7 @@
       <w:r>
         <w:fldChar w:fldCharType="separate"/>
       </w:r>
-      <w:hyperlink w:anchor="_Toc226303359" w:history="1">
+      <w:hyperlink w:anchor="_Toc226311302" w:history="1">
         <w:r>
           <w:rPr>
             <w:rStyle w:val="af2"/>
@@ -3006,7 +3034,7 @@
             <w:noProof/>
             <w:webHidden/>
           </w:rPr>
-          <w:instrText>PAGEREF _Toc226303359 \h</w:instrText>
+          <w:instrText>PAGEREF _Toc226311302 \h</w:instrText>
         </w:r>
         <w:r>
           <w:rPr>
@@ -3060,7 +3088,7 @@
           <w14:ligatures w14:val="standardContextual"/>
         </w:rPr>
       </w:pPr>
-      <w:hyperlink w:anchor="_Toc226303360" w:history="1">
+      <w:hyperlink w:anchor="_Toc226311303" w:history="1">
         <w:r>
           <w:rPr>
             <w:rStyle w:val="af2"/>
@@ -3098,7 +3126,7 @@
             <w:noProof/>
             <w:webHidden/>
           </w:rPr>
-          <w:instrText>PAGEREF _Toc226303360 \h</w:instrText>
+          <w:instrText>PAGEREF _Toc226311303 \h</w:instrText>
         </w:r>
         <w:r>
           <w:rPr>
@@ -3155,7 +3183,7 @@
           <w14:ligatures w14:val="standardContextual"/>
         </w:rPr>
       </w:pPr>
-      <w:hyperlink w:anchor="_Toc226303361" w:history="1">
+      <w:hyperlink w:anchor="_Toc226311304" w:history="1">
         <w:r>
           <w:rPr>
             <w:rStyle w:val="af2"/>
@@ -3212,7 +3240,7 @@
             <w:noProof/>
             <w:webHidden/>
           </w:rPr>
-          <w:instrText>PAGEREF _Toc226303361 \h</w:instrText>
+          <w:instrText>PAGEREF _Toc226311304 \h</w:instrText>
         </w:r>
         <w:r>
           <w:rPr>
@@ -3269,7 +3297,7 @@
           <w14:ligatures w14:val="standardContextual"/>
         </w:rPr>
       </w:pPr>
-      <w:hyperlink w:anchor="_Toc226303362" w:history="1">
+      <w:hyperlink w:anchor="_Toc226311305" w:history="1">
         <w:r>
           <w:rPr>
             <w:rStyle w:val="af2"/>
@@ -3326,7 +3354,7 @@
             <w:noProof/>
             <w:webHidden/>
           </w:rPr>
-          <w:instrText>PAGEREF _Toc226303362 \h</w:instrText>
+          <w:instrText>PAGEREF _Toc226311305 \h</w:instrText>
         </w:r>
         <w:r>
           <w:rPr>
@@ -3383,7 +3411,7 @@
           <w14:ligatures w14:val="standardContextual"/>
         </w:rPr>
       </w:pPr>
-      <w:hyperlink w:anchor="_Toc226303363" w:history="1">
+      <w:hyperlink w:anchor="_Toc226311306" w:history="1">
         <w:r>
           <w:rPr>
             <w:rStyle w:val="af2"/>
@@ -3440,7 +3468,7 @@
             <w:noProof/>
             <w:webHidden/>
           </w:rPr>
-          <w:instrText>PAGEREF _Toc226303363 \h</w:instrText>
+          <w:instrText>PAGEREF _Toc226311306 \h</w:instrText>
         </w:r>
         <w:r>
           <w:rPr>
@@ -3497,7 +3525,7 @@
           <w14:ligatures w14:val="standardContextual"/>
         </w:rPr>
       </w:pPr>
-      <w:hyperlink w:anchor="_Toc226303364" w:history="1">
+      <w:hyperlink w:anchor="_Toc226311307" w:history="1">
         <w:r>
           <w:rPr>
             <w:rStyle w:val="af2"/>
@@ -3554,7 +3582,7 @@
             <w:noProof/>
             <w:webHidden/>
           </w:rPr>
-          <w:instrText>PAGEREF _Toc226303364 \h</w:instrText>
+          <w:instrText>PAGEREF _Toc226311307 \h</w:instrText>
         </w:r>
         <w:r>
           <w:rPr>
@@ -3611,7 +3639,7 @@
           <w14:ligatures w14:val="standardContextual"/>
         </w:rPr>
       </w:pPr>
-      <w:hyperlink w:anchor="_Toc226303365" w:history="1">
+      <w:hyperlink w:anchor="_Toc226311308" w:history="1">
         <w:r>
           <w:rPr>
             <w:rStyle w:val="af2"/>
@@ -3668,7 +3696,7 @@
             <w:noProof/>
             <w:webHidden/>
           </w:rPr>
-          <w:instrText>PAGEREF _Toc226303365 \h</w:instrText>
+          <w:instrText>PAGEREF _Toc226311308 \h</w:instrText>
         </w:r>
         <w:r>
           <w:rPr>
@@ -3725,7 +3753,7 @@
           <w14:ligatures w14:val="standardContextual"/>
         </w:rPr>
       </w:pPr>
-      <w:hyperlink w:anchor="_Toc226303366" w:history="1">
+      <w:hyperlink w:anchor="_Toc226311309" w:history="1">
         <w:r>
           <w:rPr>
             <w:rStyle w:val="af2"/>
@@ -3790,7 +3818,7 @@
             <w:noProof/>
             <w:webHidden/>
           </w:rPr>
-          <w:instrText>PAGEREF _Toc226303366 \h</w:instrText>
+          <w:instrText>PAGEREF _Toc226311309 \h</w:instrText>
         </w:r>
         <w:r>
           <w:rPr>
@@ -3847,7 +3875,7 @@
           <w14:ligatures w14:val="standardContextual"/>
         </w:rPr>
       </w:pPr>
-      <w:hyperlink w:anchor="_Toc226303367" w:history="1">
+      <w:hyperlink w:anchor="_Toc226311310" w:history="1">
         <w:r>
           <w:rPr>
             <w:rStyle w:val="af2"/>
@@ -3923,7 +3951,7 @@
             <w:noProof/>
             <w:webHidden/>
           </w:rPr>
-          <w:instrText>PAGEREF _Toc226303367 \h</w:instrText>
+          <w:instrText>PAGEREF _Toc226311310 \h</w:instrText>
         </w:r>
         <w:r>
           <w:rPr>
@@ -3980,7 +4008,7 @@
           <w14:ligatures w14:val="standardContextual"/>
         </w:rPr>
       </w:pPr>
-      <w:hyperlink w:anchor="_Toc226303368" w:history="1">
+      <w:hyperlink w:anchor="_Toc226311311" w:history="1">
         <w:r>
           <w:rPr>
             <w:rStyle w:val="af2"/>
@@ -4045,7 +4073,7 @@
             <w:noProof/>
             <w:webHidden/>
           </w:rPr>
-          <w:instrText>PAGEREF _Toc226303368 \h</w:instrText>
+          <w:instrText>PAGEREF _Toc226311311 \h</w:instrText>
         </w:r>
         <w:r>
           <w:rPr>
@@ -4102,7 +4130,7 @@
           <w14:ligatures w14:val="standardContextual"/>
         </w:rPr>
       </w:pPr>
-      <w:hyperlink w:anchor="_Toc226303369" w:history="1">
+      <w:hyperlink w:anchor="_Toc226311312" w:history="1">
         <w:r>
           <w:rPr>
             <w:rStyle w:val="af2"/>
@@ -4167,7 +4195,7 @@
             <w:noProof/>
             <w:webHidden/>
           </w:rPr>
-          <w:instrText>PAGEREF _Toc226303369 \h</w:instrText>
+          <w:instrText>PAGEREF _Toc226311312 \h</w:instrText>
         </w:r>
         <w:r>
           <w:rPr>
@@ -4224,7 +4252,7 @@
           <w14:ligatures w14:val="standardContextual"/>
         </w:rPr>
       </w:pPr>
-      <w:hyperlink w:anchor="_Toc226303370" w:history="1">
+      <w:hyperlink w:anchor="_Toc226311313" w:history="1">
         <w:r>
           <w:rPr>
             <w:rStyle w:val="af2"/>
@@ -4289,7 +4317,7 @@
             <w:noProof/>
             <w:webHidden/>
           </w:rPr>
-          <w:instrText>PAGEREF _Toc226303370 \h</w:instrText>
+          <w:instrText>PAGEREF _Toc226311313 \h</w:instrText>
         </w:r>
         <w:r>
           <w:rPr>
@@ -4346,7 +4374,7 @@
           <w14:ligatures w14:val="standardContextual"/>
         </w:rPr>
       </w:pPr>
-      <w:hyperlink w:anchor="_Toc226303371" w:history="1">
+      <w:hyperlink w:anchor="_Toc226311314" w:history="1">
         <w:r>
           <w:rPr>
             <w:rStyle w:val="af2"/>
@@ -4411,7 +4439,7 @@
             <w:noProof/>
             <w:webHidden/>
           </w:rPr>
-          <w:instrText>PAGEREF _Toc226303371 \h</w:instrText>
+          <w:instrText>PAGEREF _Toc226311314 \h</w:instrText>
         </w:r>
         <w:r>
           <w:rPr>
@@ -4468,7 +4496,7 @@
           <w14:ligatures w14:val="standardContextual"/>
         </w:rPr>
       </w:pPr>
-      <w:hyperlink w:anchor="_Toc226303372" w:history="1">
+      <w:hyperlink w:anchor="_Toc226311315" w:history="1">
         <w:r>
           <w:rPr>
             <w:rStyle w:val="af2"/>
@@ -4525,7 +4553,7 @@
             <w:noProof/>
             <w:webHidden/>
           </w:rPr>
-          <w:instrText>PAGEREF _Toc226303372 \h</w:instrText>
+          <w:instrText>PAGEREF _Toc226311315 \h</w:instrText>
         </w:r>
         <w:r>
           <w:rPr>
@@ -4582,7 +4610,7 @@
           <w14:ligatures w14:val="standardContextual"/>
         </w:rPr>
       </w:pPr>
-      <w:hyperlink w:anchor="_Toc226303373" w:history="1">
+      <w:hyperlink w:anchor="_Toc226311316" w:history="1">
         <w:r>
           <w:rPr>
             <w:rStyle w:val="af2"/>
@@ -4639,7 +4667,7 @@
             <w:noProof/>
             <w:webHidden/>
           </w:rPr>
-          <w:instrText>PAGEREF _Toc226303373 \h</w:instrText>
+          <w:instrText>PAGEREF _Toc226311316 \h</w:instrText>
         </w:r>
         <w:r>
           <w:rPr>
@@ -4696,7 +4724,7 @@
           <w14:ligatures w14:val="standardContextual"/>
         </w:rPr>
       </w:pPr>
-      <w:hyperlink w:anchor="_Toc226303374" w:history="1">
+      <w:hyperlink w:anchor="_Toc226311317" w:history="1">
         <w:r>
           <w:rPr>
             <w:rStyle w:val="af2"/>
@@ -4761,7 +4789,7 @@
             <w:noProof/>
             <w:webHidden/>
           </w:rPr>
-          <w:instrText>PAGEREF _Toc226303374 \h</w:instrText>
+          <w:instrText>PAGEREF _Toc226311317 \h</w:instrText>
         </w:r>
         <w:r>
           <w:rPr>
@@ -4818,7 +4846,7 @@
           <w14:ligatures w14:val="standardContextual"/>
         </w:rPr>
       </w:pPr>
-      <w:hyperlink w:anchor="_Toc226303375" w:history="1">
+      <w:hyperlink w:anchor="_Toc226311318" w:history="1">
         <w:r>
           <w:rPr>
             <w:rStyle w:val="af2"/>
@@ -4883,7 +4911,7 @@
             <w:noProof/>
             <w:webHidden/>
           </w:rPr>
-          <w:instrText>PAGEREF _Toc226303375 \h</w:instrText>
+          <w:instrText>PAGEREF _Toc226311318 \h</w:instrText>
         </w:r>
         <w:r>
           <w:rPr>
@@ -4940,7 +4968,7 @@
           <w14:ligatures w14:val="standardContextual"/>
         </w:rPr>
       </w:pPr>
-      <w:hyperlink w:anchor="_Toc226303376" w:history="1">
+      <w:hyperlink w:anchor="_Toc226311319" w:history="1">
         <w:r>
           <w:rPr>
             <w:rStyle w:val="af2"/>
@@ -4997,7 +5025,7 @@
             <w:noProof/>
             <w:webHidden/>
           </w:rPr>
-          <w:instrText>PAGEREF _Toc226303376 \h</w:instrText>
+          <w:instrText>PAGEREF _Toc226311319 \h</w:instrText>
         </w:r>
         <w:r>
           <w:rPr>
@@ -5054,7 +5082,7 @@
           <w14:ligatures w14:val="standardContextual"/>
         </w:rPr>
       </w:pPr>
-      <w:hyperlink w:anchor="_Toc226303377" w:history="1">
+      <w:hyperlink w:anchor="_Toc226311320" w:history="1">
         <w:r>
           <w:rPr>
             <w:rStyle w:val="af2"/>
@@ -5111,7 +5139,7 @@
             <w:noProof/>
             <w:webHidden/>
           </w:rPr>
-          <w:instrText>PAGEREF _Toc226303377 \h</w:instrText>
+          <w:instrText>PAGEREF _Toc226311320 \h</w:instrText>
         </w:r>
         <w:r>
           <w:rPr>
@@ -5168,7 +5196,7 @@
           <w14:ligatures w14:val="standardContextual"/>
         </w:rPr>
       </w:pPr>
-      <w:hyperlink w:anchor="_Toc226303378" w:history="1">
+      <w:hyperlink w:anchor="_Toc226311321" w:history="1">
         <w:r>
           <w:rPr>
             <w:rStyle w:val="af2"/>
@@ -5225,7 +5253,7 @@
             <w:noProof/>
             <w:webHidden/>
           </w:rPr>
-          <w:instrText>PAGEREF _Toc226303378 \h</w:instrText>
+          <w:instrText>PAGEREF _Toc226311321 \h</w:instrText>
         </w:r>
         <w:r>
           <w:rPr>
@@ -5282,7 +5310,7 @@
           <w14:ligatures w14:val="standardContextual"/>
         </w:rPr>
       </w:pPr>
-      <w:hyperlink w:anchor="_Toc226303379" w:history="1">
+      <w:hyperlink w:anchor="_Toc226311322" w:history="1">
         <w:r>
           <w:rPr>
             <w:rStyle w:val="af2"/>
@@ -5339,7 +5367,7 @@
             <w:noProof/>
             <w:webHidden/>
           </w:rPr>
-          <w:instrText>PAGEREF _Toc226303379 \h</w:instrText>
+          <w:instrText>PAGEREF _Toc226311322 \h</w:instrText>
         </w:r>
         <w:r>
           <w:rPr>
@@ -5396,7 +5424,7 @@
           <w14:ligatures w14:val="standardContextual"/>
         </w:rPr>
       </w:pPr>
-      <w:hyperlink w:anchor="_Toc226303380" w:history="1">
+      <w:hyperlink w:anchor="_Toc226311323" w:history="1">
         <w:r>
           <w:rPr>
             <w:rStyle w:val="af2"/>
@@ -5453,7 +5481,7 @@
             <w:noProof/>
             <w:webHidden/>
           </w:rPr>
-          <w:instrText>PAGEREF _Toc226303380 \h</w:instrText>
+          <w:instrText>PAGEREF _Toc226311323 \h</w:instrText>
         </w:r>
         <w:r>
           <w:rPr>
@@ -5510,7 +5538,7 @@
           <w14:ligatures w14:val="standardContextual"/>
         </w:rPr>
       </w:pPr>
-      <w:hyperlink w:anchor="_Toc226303381" w:history="1">
+      <w:hyperlink w:anchor="_Toc226311324" w:history="1">
         <w:r>
           <w:rPr>
             <w:rStyle w:val="af2"/>
@@ -5567,7 +5595,7 @@
             <w:noProof/>
             <w:webHidden/>
           </w:rPr>
-          <w:instrText>PAGEREF _Toc226303381 \h</w:instrText>
+          <w:instrText>PAGEREF _Toc226311324 \h</w:instrText>
         </w:r>
         <w:r>
           <w:rPr>
@@ -5597,7 +5625,7 @@
             <w:noProof/>
             <w:webHidden/>
           </w:rPr>
-          <w:t>10</w:t>
+          <w:t>11</w:t>
         </w:r>
         <w:r>
           <w:rPr>
@@ -5624,7 +5652,7 @@
           <w14:ligatures w14:val="standardContextual"/>
         </w:rPr>
       </w:pPr>
-      <w:hyperlink w:anchor="_Toc226303382" w:history="1">
+      <w:hyperlink w:anchor="_Toc226311325" w:history="1">
         <w:r>
           <w:rPr>
             <w:rStyle w:val="af2"/>
@@ -5681,7 +5709,7 @@
             <w:noProof/>
             <w:webHidden/>
           </w:rPr>
-          <w:instrText>PAGEREF _Toc226303382 \h</w:instrText>
+          <w:instrText>PAGEREF _Toc226311325 \h</w:instrText>
         </w:r>
         <w:r>
           <w:rPr>
@@ -5738,7 +5766,7 @@
           <w14:ligatures w14:val="standardContextual"/>
         </w:rPr>
       </w:pPr>
-      <w:hyperlink w:anchor="_Toc226303383" w:history="1">
+      <w:hyperlink w:anchor="_Toc226311326" w:history="1">
         <w:r>
           <w:rPr>
             <w:rStyle w:val="af2"/>
@@ -5815,7 +5843,7 @@
             <w:noProof/>
             <w:webHidden/>
           </w:rPr>
-          <w:instrText>PAGEREF _Toc226303383 \h</w:instrText>
+          <w:instrText>PAGEREF _Toc226311326 \h</w:instrText>
         </w:r>
         <w:r>
           <w:rPr>
@@ -5872,7 +5900,7 @@
           <w14:ligatures w14:val="standardContextual"/>
         </w:rPr>
       </w:pPr>
-      <w:hyperlink w:anchor="_Toc226303384" w:history="1">
+      <w:hyperlink w:anchor="_Toc226311327" w:history="1">
         <w:r>
           <w:rPr>
             <w:rStyle w:val="af2"/>
@@ -5949,7 +5977,7 @@
             <w:noProof/>
             <w:webHidden/>
           </w:rPr>
-          <w:instrText>PAGEREF _Toc226303384 \h</w:instrText>
+          <w:instrText>PAGEREF _Toc226311327 \h</w:instrText>
         </w:r>
         <w:r>
           <w:rPr>
@@ -6006,7 +6034,7 @@
           <w14:ligatures w14:val="standardContextual"/>
         </w:rPr>
       </w:pPr>
-      <w:hyperlink w:anchor="_Toc226303385" w:history="1">
+      <w:hyperlink w:anchor="_Toc226311328" w:history="1">
         <w:r>
           <w:rPr>
             <w:rStyle w:val="af2"/>
@@ -6065,7 +6093,7 @@
             <w:noProof/>
             <w:webHidden/>
           </w:rPr>
-          <w:instrText>PAGEREF _Toc226303385 \h</w:instrText>
+          <w:instrText>PAGEREF _Toc226311328 \h</w:instrText>
         </w:r>
         <w:r>
           <w:rPr>
@@ -6122,7 +6150,7 @@
           <w14:ligatures w14:val="standardContextual"/>
         </w:rPr>
       </w:pPr>
-      <w:hyperlink w:anchor="_Toc226303386" w:history="1">
+      <w:hyperlink w:anchor="_Toc226311329" w:history="1">
         <w:r>
           <w:rPr>
             <w:rStyle w:val="af2"/>
@@ -6179,7 +6207,7 @@
             <w:noProof/>
             <w:webHidden/>
           </w:rPr>
-          <w:instrText>PAGEREF _Toc226303386 \h</w:instrText>
+          <w:instrText>PAGEREF _Toc226311329 \h</w:instrText>
         </w:r>
         <w:r>
           <w:rPr>
@@ -6209,7 +6237,7 @@
             <w:noProof/>
             <w:webHidden/>
           </w:rPr>
-          <w:t>18</w:t>
+          <w:t>19</w:t>
         </w:r>
         <w:r>
           <w:rPr>
@@ -6236,7 +6264,7 @@
           <w14:ligatures w14:val="standardContextual"/>
         </w:rPr>
       </w:pPr>
-      <w:hyperlink w:anchor="_Toc226303387" w:history="1">
+      <w:hyperlink w:anchor="_Toc226311330" w:history="1">
         <w:r>
           <w:rPr>
             <w:rStyle w:val="af2"/>
@@ -6295,7 +6323,7 @@
             <w:noProof/>
             <w:webHidden/>
           </w:rPr>
-          <w:instrText>PAGEREF _Toc226303387 \h</w:instrText>
+          <w:instrText>PAGEREF _Toc226311330 \h</w:instrText>
         </w:r>
         <w:r>
           <w:rPr>
@@ -6325,7 +6353,7 @@
             <w:noProof/>
             <w:webHidden/>
           </w:rPr>
-          <w:t>18</w:t>
+          <w:t>19</w:t>
         </w:r>
         <w:r>
           <w:rPr>
@@ -6352,7 +6380,7 @@
           <w14:ligatures w14:val="standardContextual"/>
         </w:rPr>
       </w:pPr>
-      <w:hyperlink w:anchor="_Toc226303388" w:history="1">
+      <w:hyperlink w:anchor="_Toc226311331" w:history="1">
         <w:r>
           <w:rPr>
             <w:rStyle w:val="af2"/>
@@ -6411,7 +6439,7 @@
             <w:noProof/>
             <w:webHidden/>
           </w:rPr>
-          <w:instrText>PAGEREF _Toc226303388 \h</w:instrText>
+          <w:instrText>PAGEREF _Toc226311331 \h</w:instrText>
         </w:r>
         <w:r>
           <w:rPr>
@@ -6441,7 +6469,7 @@
             <w:noProof/>
             <w:webHidden/>
           </w:rPr>
-          <w:t>18</w:t>
+          <w:t>19</w:t>
         </w:r>
         <w:r>
           <w:rPr>
@@ -6468,7 +6496,7 @@
           <w14:ligatures w14:val="standardContextual"/>
         </w:rPr>
       </w:pPr>
-      <w:hyperlink w:anchor="_Toc226303389" w:history="1">
+      <w:hyperlink w:anchor="_Toc226311332" w:history="1">
         <w:r>
           <w:rPr>
             <w:rStyle w:val="af2"/>
@@ -6527,7 +6555,7 @@
             <w:noProof/>
             <w:webHidden/>
           </w:rPr>
-          <w:instrText>PAGEREF _Toc226303389 \h</w:instrText>
+          <w:instrText>PAGEREF _Toc226311332 \h</w:instrText>
         </w:r>
         <w:r>
           <w:rPr>
@@ -6557,7 +6585,7 @@
             <w:noProof/>
             <w:webHidden/>
           </w:rPr>
-          <w:t>18</w:t>
+          <w:t>19</w:t>
         </w:r>
         <w:r>
           <w:rPr>
@@ -6584,7 +6612,7 @@
           <w14:ligatures w14:val="standardContextual"/>
         </w:rPr>
       </w:pPr>
-      <w:hyperlink w:anchor="_Toc226303390" w:history="1">
+      <w:hyperlink w:anchor="_Toc226311333" w:history="1">
         <w:r>
           <w:rPr>
             <w:rStyle w:val="af2"/>
@@ -6643,7 +6671,7 @@
             <w:noProof/>
             <w:webHidden/>
           </w:rPr>
-          <w:instrText>PAGEREF _Toc226303390 \h</w:instrText>
+          <w:instrText>PAGEREF _Toc226311333 \h</w:instrText>
         </w:r>
         <w:r>
           <w:rPr>
@@ -6673,7 +6701,7 @@
             <w:noProof/>
             <w:webHidden/>
           </w:rPr>
-          <w:t>18</w:t>
+          <w:t>19</w:t>
         </w:r>
         <w:r>
           <w:rPr>
@@ -6700,7 +6728,7 @@
           <w14:ligatures w14:val="standardContextual"/>
         </w:rPr>
       </w:pPr>
-      <w:hyperlink w:anchor="_Toc226303391" w:history="1">
+      <w:hyperlink w:anchor="_Toc226311334" w:history="1">
         <w:r>
           <w:rPr>
             <w:rStyle w:val="af2"/>
@@ -6759,7 +6787,7 @@
             <w:noProof/>
             <w:webHidden/>
           </w:rPr>
-          <w:instrText>PAGEREF _Toc226303391 \h</w:instrText>
+          <w:instrText>PAGEREF _Toc226311334 \h</w:instrText>
         </w:r>
         <w:r>
           <w:rPr>
@@ -6789,7 +6817,7 @@
             <w:noProof/>
             <w:webHidden/>
           </w:rPr>
-          <w:t>19</w:t>
+          <w:t>20</w:t>
         </w:r>
         <w:r>
           <w:rPr>
@@ -6816,7 +6844,7 @@
           <w14:ligatures w14:val="standardContextual"/>
         </w:rPr>
       </w:pPr>
-      <w:hyperlink w:anchor="_Toc226303392" w:history="1">
+      <w:hyperlink w:anchor="_Toc226311335" w:history="1">
         <w:r>
           <w:rPr>
             <w:rStyle w:val="af2"/>
@@ -6875,7 +6903,7 @@
             <w:noProof/>
             <w:webHidden/>
           </w:rPr>
-          <w:instrText>PAGEREF _Toc226303392 \h</w:instrText>
+          <w:instrText>PAGEREF _Toc226311335 \h</w:instrText>
         </w:r>
         <w:r>
           <w:rPr>
@@ -6905,7 +6933,7 @@
             <w:noProof/>
             <w:webHidden/>
           </w:rPr>
-          <w:t>19</w:t>
+          <w:t>20</w:t>
         </w:r>
         <w:r>
           <w:rPr>
@@ -6932,7 +6960,7 @@
           <w14:ligatures w14:val="standardContextual"/>
         </w:rPr>
       </w:pPr>
-      <w:hyperlink w:anchor="_Toc226303393" w:history="1">
+      <w:hyperlink w:anchor="_Toc226311336" w:history="1">
         <w:r>
           <w:rPr>
             <w:rStyle w:val="af2"/>
@@ -6989,7 +7017,7 @@
             <w:noProof/>
             <w:webHidden/>
           </w:rPr>
-          <w:instrText>PAGEREF _Toc226303393 \h</w:instrText>
+          <w:instrText>PAGEREF _Toc226311336 \h</w:instrText>
         </w:r>
         <w:r>
           <w:rPr>
@@ -7019,7 +7047,7 @@
             <w:noProof/>
             <w:webHidden/>
           </w:rPr>
-          <w:t>20</w:t>
+          <w:t>21</w:t>
         </w:r>
         <w:r>
           <w:rPr>
@@ -7046,7 +7074,7 @@
           <w14:ligatures w14:val="standardContextual"/>
         </w:rPr>
       </w:pPr>
-      <w:hyperlink w:anchor="_Toc226303394" w:history="1">
+      <w:hyperlink w:anchor="_Toc226311337" w:history="1">
         <w:r>
           <w:rPr>
             <w:rStyle w:val="af2"/>
@@ -7105,7 +7133,7 @@
             <w:noProof/>
             <w:webHidden/>
           </w:rPr>
-          <w:instrText>PAGEREF _Toc226303394 \h</w:instrText>
+          <w:instrText>PAGEREF _Toc226311337 \h</w:instrText>
         </w:r>
         <w:r>
           <w:rPr>
@@ -7135,7 +7163,7 @@
             <w:noProof/>
             <w:webHidden/>
           </w:rPr>
-          <w:t>20</w:t>
+          <w:t>21</w:t>
         </w:r>
         <w:r>
           <w:rPr>
@@ -7162,7 +7190,7 @@
           <w14:ligatures w14:val="standardContextual"/>
         </w:rPr>
       </w:pPr>
-      <w:hyperlink w:anchor="_Toc226303395" w:history="1">
+      <w:hyperlink w:anchor="_Toc226311338" w:history="1">
         <w:r>
           <w:rPr>
             <w:rStyle w:val="af2"/>
@@ -7221,7 +7249,7 @@
             <w:noProof/>
             <w:webHidden/>
           </w:rPr>
-          <w:instrText>PAGEREF _Toc226303395 \h</w:instrText>
+          <w:instrText>PAGEREF _Toc226311338 \h</w:instrText>
         </w:r>
         <w:r>
           <w:rPr>
@@ -7251,7 +7279,7 @@
             <w:noProof/>
             <w:webHidden/>
           </w:rPr>
-          <w:t>20</w:t>
+          <w:t>21</w:t>
         </w:r>
         <w:r>
           <w:rPr>
@@ -7278,7 +7306,7 @@
           <w14:ligatures w14:val="standardContextual"/>
         </w:rPr>
       </w:pPr>
-      <w:hyperlink w:anchor="_Toc226303396" w:history="1">
+      <w:hyperlink w:anchor="_Toc226311339" w:history="1">
         <w:r>
           <w:rPr>
             <w:rStyle w:val="af2"/>
@@ -7337,7 +7365,7 @@
             <w:noProof/>
             <w:webHidden/>
           </w:rPr>
-          <w:instrText>PAGEREF _Toc226303396 \h</w:instrText>
+          <w:instrText>PAGEREF _Toc226311339 \h</w:instrText>
         </w:r>
         <w:r>
           <w:rPr>
@@ -7367,7 +7395,7 @@
             <w:noProof/>
             <w:webHidden/>
           </w:rPr>
-          <w:t>20</w:t>
+          <w:t>21</w:t>
         </w:r>
         <w:r>
           <w:rPr>
@@ -7391,7 +7419,7 @@
           <w14:ligatures w14:val="standardContextual"/>
         </w:rPr>
       </w:pPr>
-      <w:hyperlink w:anchor="_Toc226303397" w:history="1">
+      <w:hyperlink w:anchor="_Toc226311340" w:history="1">
         <w:r>
           <w:rPr>
             <w:rStyle w:val="af2"/>
@@ -7429,7 +7457,7 @@
             <w:noProof/>
             <w:webHidden/>
           </w:rPr>
-          <w:instrText>PAGEREF _Toc226303397 \h</w:instrText>
+          <w:instrText>PAGEREF _Toc226311340 \h</w:instrText>
         </w:r>
         <w:r>
           <w:rPr>
@@ -7459,7 +7487,7 @@
             <w:noProof/>
             <w:webHidden/>
           </w:rPr>
-          <w:t>22</w:t>
+          <w:t>23</w:t>
         </w:r>
         <w:r>
           <w:rPr>
@@ -7512,7 +7540,7 @@
         <w:lastRenderedPageBreak/>
         <w:t xml:space="preserve"> </w:t>
       </w:r>
-      <w:bookmarkStart w:id="2" w:name="_Toc226303361"/>
+      <w:bookmarkStart w:id="2" w:name="_Toc226311304"/>
       <w:r>
         <w:rPr>
           <w:rFonts w:eastAsia="黑体" w:hAnsi="黑体" w:hint="eastAsia"/>
@@ -7538,7 +7566,7 @@
           <w:szCs w:val="28"/>
         </w:rPr>
       </w:pPr>
-      <w:bookmarkStart w:id="3" w:name="_Toc226303362"/>
+      <w:bookmarkStart w:id="3" w:name="_Toc226311305"/>
       <w:r>
         <w:rPr>
           <w:rFonts w:eastAsia="黑体" w:hAnsi="黑体" w:hint="eastAsia"/>
@@ -7564,7 +7592,33 @@
         <w:rPr>
           <w:sz w:val="24"/>
         </w:rPr>
-        <w:t>随着人工智能技术的飞速发展，计算机视觉领域取得了突破性进展，其中目标检测技术作为计算机视觉的核心任务之一，在视频监控</w:t>
+        <w:t>这些年人工智能技术进步得很快，计算机视觉领域也跟着有了不少突破</w:t>
+      </w:r>
+      <w:r>
+        <w:rPr>
+          <w:rFonts w:hint="eastAsia"/>
+          <w:sz w:val="24"/>
+        </w:rPr>
+        <w:t>。</w:t>
+      </w:r>
+      <w:r>
+        <w:rPr>
+          <w:sz w:val="24"/>
+        </w:rPr>
+        <w:t>其中</w:t>
+      </w:r>
+      <w:r>
+        <w:rPr>
+          <w:rFonts w:hint="eastAsia"/>
+          <w:sz w:val="24"/>
+        </w:rPr>
+        <w:t>，</w:t>
+      </w:r>
+      <w:r>
+        <w:rPr>
+          <w:sz w:val="24"/>
+        </w:rPr>
+        <w:t>目标检测技术作为计算机视觉的核心任务之一，在视频监控</w:t>
       </w:r>
       <w:r>
         <w:rPr>
@@ -7780,7 +7834,7 @@
         <w:rPr>
           <w:sz w:val="24"/>
         </w:rPr>
-        <w:t>等领域发挥着越来越重要的作用。</w:t>
+        <w:t>这些场景里，正发挥着越来越重要的作用。</w:t>
       </w:r>
     </w:p>
     <w:p>
@@ -7796,9 +7850,16 @@
       </w:pPr>
       <w:r>
         <w:rPr>
-          <w:sz w:val="24"/>
-        </w:rPr>
-        <w:t>近年来，深度学习技术在目标检测领域取得了显著成果。从早期的</w:t>
+          <w:rFonts w:hint="eastAsia"/>
+          <w:sz w:val="24"/>
+        </w:rPr>
+        <w:t>最近几年，深度学习在目标检测方面也取得了很不错的成果。</w:t>
+      </w:r>
+      <w:r>
+        <w:rPr>
+          <w:sz w:val="24"/>
+        </w:rPr>
+        <w:t>从早期的</w:t>
       </w:r>
       <w:r>
         <w:rPr>
@@ -7916,9 +7977,16 @@
       </w:r>
       <w:r>
         <w:rPr>
-          <w:sz w:val="24"/>
-        </w:rPr>
-        <w:t>到后来的</w:t>
+          <w:rFonts w:hint="eastAsia"/>
+          <w:sz w:val="24"/>
+        </w:rPr>
+        <w:t>，到</w:t>
+      </w:r>
+      <w:r>
+        <w:rPr>
+          <w:sz w:val="24"/>
+        </w:rPr>
+        <w:t>后来的</w:t>
       </w:r>
       <w:r>
         <w:rPr>
@@ -8050,7 +8118,19 @@
         <w:rPr>
           <w:sz w:val="24"/>
         </w:rPr>
-        <w:t>，目标检测的精度和速度不断提升。特别是</w:t>
+        <w:t>，</w:t>
+      </w:r>
+      <w:r>
+        <w:rPr>
+          <w:sz w:val="24"/>
+        </w:rPr>
+        <w:t>检测的精度和速度都在不断提高。</w:t>
+      </w:r>
+      <w:r>
+        <w:rPr>
+          <w:sz w:val="24"/>
+        </w:rPr>
+        <w:t>特别是</w:t>
       </w:r>
       <w:r>
         <w:rPr>
@@ -8074,7 +8154,21 @@
         <w:rPr>
           <w:sz w:val="24"/>
         </w:rPr>
-        <w:t>）系列算法，以其高效的检测速度和良好的精度表现，成为实时目标检测领域的主流选择。</w:t>
+        <w:t>）系列算法，</w:t>
+      </w:r>
+      <w:r>
+        <w:rPr>
+          <w:rFonts w:hint="eastAsia"/>
+          <w:sz w:val="24"/>
+        </w:rPr>
+        <w:t>因为检测速度快、精度也不错，已经成为实时目标检测领域的主流选择</w:t>
+      </w:r>
+      <w:r>
+        <w:rPr>
+          <w:rFonts w:hint="eastAsia"/>
+          <w:sz w:val="24"/>
+        </w:rPr>
+        <w:t>。</w:t>
       </w:r>
       <w:r>
         <w:rPr>
@@ -8098,7 +8192,20 @@
         <w:rPr>
           <w:sz w:val="24"/>
         </w:rPr>
-        <w:t>系列的最新版本，在模型结构和训练策略上进行了多项优化，进一步提升了检测性能</w:t>
+        <w:t>系列的最新版本，在模型结构和训练策略上进行了多项优化，</w:t>
+      </w:r>
+      <w:r>
+        <w:rPr>
+          <w:rFonts w:hint="eastAsia"/>
+          <w:sz w:val="24"/>
+        </w:rPr>
+        <w:t>其</w:t>
+      </w:r>
+      <w:r>
+        <w:rPr>
+          <w:sz w:val="24"/>
+        </w:rPr>
+        <w:t>检测性能又上了一个台阶</w:t>
       </w:r>
       <w:r>
         <w:rPr>
@@ -8170,7 +8277,7 @@
         <w:rPr>
           <w:sz w:val="24"/>
         </w:rPr>
-        <w:t>在应用层面，传统的目标检测系统往往需要部署在特定的硬件平台上，或者需要使用原生的移动开发技术（如</w:t>
+        <w:t>再看应用层面。传统的目标检测系统，要么得部署在特定的硬件平台上，要么就得用原生的移动开发技术（比如</w:t>
       </w:r>
       <w:r>
         <w:rPr>
@@ -8182,67 +8289,143 @@
         <w:rPr>
           <w:sz w:val="24"/>
         </w:rPr>
+        <w:t>上的</w:t>
+      </w:r>
+      <w:r>
+        <w:rPr>
+          <w:sz w:val="24"/>
+        </w:rPr>
+        <w:t>Swift</w:t>
+      </w:r>
+      <w:r>
+        <w:rPr>
+          <w:sz w:val="24"/>
+        </w:rPr>
+        <w:t>或者</w:t>
+      </w:r>
+      <w:r>
+        <w:rPr>
+          <w:sz w:val="24"/>
+        </w:rPr>
+        <w:t>Android</w:t>
+      </w:r>
+      <w:r>
+        <w:rPr>
+          <w:sz w:val="24"/>
+        </w:rPr>
+        <w:t>上的</w:t>
+      </w:r>
+      <w:r>
+        <w:rPr>
+          <w:sz w:val="24"/>
+        </w:rPr>
+        <w:t>Kotlin</w:t>
+      </w:r>
+      <w:r>
+        <w:rPr>
+          <w:sz w:val="24"/>
+        </w:rPr>
+        <w:t>）分别单独开发应用。</w:t>
+      </w:r>
+      <w:r>
+        <w:rPr>
+          <w:sz w:val="24"/>
+        </w:rPr>
+        <w:t>这不仅增加了开发成本，</w:t>
+      </w:r>
+      <w:r>
+        <w:rPr>
+          <w:sz w:val="24"/>
+        </w:rPr>
+        <w:t>而且跨平台部署也很麻烦。</w:t>
+      </w:r>
+      <w:r>
+        <w:rPr>
+          <w:sz w:val="24"/>
+        </w:rPr>
+        <w:t>.NET MAUI</w:t>
+      </w:r>
+      <w:r>
+        <w:rPr>
+          <w:sz w:val="24"/>
+        </w:rPr>
+        <w:t>（</w:t>
+      </w:r>
+      <w:r>
+        <w:rPr>
+          <w:sz w:val="24"/>
+        </w:rPr>
+        <w:t>Multi-platform App UI</w:t>
+      </w:r>
+      <w:r>
+        <w:rPr>
+          <w:sz w:val="24"/>
+        </w:rPr>
+        <w:t>）作为一种</w:t>
+      </w:r>
+      <w:r>
+        <w:rPr>
+          <w:sz w:val="24"/>
+        </w:rPr>
+        <w:t>比较新</w:t>
+      </w:r>
+      <w:r>
+        <w:rPr>
+          <w:rFonts w:hint="eastAsia"/>
+          <w:sz w:val="24"/>
+        </w:rPr>
         <w:t>的</w:t>
       </w:r>
       <w:r>
         <w:rPr>
           <w:sz w:val="24"/>
         </w:rPr>
-        <w:t>Swift/Android</w:t>
-      </w:r>
-      <w:r>
-        <w:rPr>
+        <w:t>跨平台开发框架，允许开发者使用单一的</w:t>
+      </w:r>
+      <w:r>
+        <w:rPr>
+          <w:sz w:val="24"/>
+        </w:rPr>
+        <w:t>C#</w:t>
+      </w:r>
+      <w:r>
+        <w:rPr>
+          <w:sz w:val="24"/>
+        </w:rPr>
+        <w:t>代码库</w:t>
+      </w:r>
+      <w:r>
+        <w:rPr>
+          <w:rFonts w:hint="eastAsia"/>
+          <w:sz w:val="24"/>
+        </w:rPr>
+        <w:t>，就能</w:t>
+      </w:r>
+      <w:r>
+        <w:rPr>
+          <w:sz w:val="24"/>
+        </w:rPr>
+        <w:t>构建</w:t>
+      </w:r>
+      <w:r>
+        <w:rPr>
+          <w:rFonts w:hint="eastAsia"/>
+          <w:sz w:val="24"/>
+        </w:rPr>
+        <w:t>出</w:t>
+      </w:r>
+      <w:r>
+        <w:rPr>
+          <w:sz w:val="24"/>
+        </w:rPr>
+        <w:t>原生</w:t>
+      </w:r>
+      <w:r>
+        <w:rPr>
+          <w:rFonts w:hint="eastAsia"/>
           <w:sz w:val="24"/>
         </w:rPr>
         <w:t>的</w:t>
-      </w:r>
-      <w:r>
-        <w:rPr>
-          <w:sz w:val="24"/>
-        </w:rPr>
-        <w:t>Kotlin</w:t>
-      </w:r>
-      <w:r>
-        <w:rPr>
-          <w:sz w:val="24"/>
-        </w:rPr>
-        <w:t>）分别开发应用。这不仅增加了开发成本，也给系统的跨平台部署带来了挑战。</w:t>
-      </w:r>
-      <w:r>
-        <w:rPr>
-          <w:sz w:val="24"/>
-        </w:rPr>
-        <w:t>.NET MAUI</w:t>
-      </w:r>
-      <w:r>
-        <w:rPr>
-          <w:sz w:val="24"/>
-        </w:rPr>
-        <w:t>（</w:t>
-      </w:r>
-      <w:r>
-        <w:rPr>
-          <w:sz w:val="24"/>
-        </w:rPr>
-        <w:t>Multi-platform App UI</w:t>
-      </w:r>
-      <w:r>
-        <w:rPr>
-          <w:sz w:val="24"/>
-        </w:rPr>
-        <w:t>）作为一种新兴的跨平台开发框架，允许开发者使用单一的</w:t>
-      </w:r>
-      <w:r>
-        <w:rPr>
-          <w:sz w:val="24"/>
-        </w:rPr>
-        <w:t>C#</w:t>
-      </w:r>
-      <w:r>
-        <w:rPr>
-          <w:sz w:val="24"/>
-        </w:rPr>
-        <w:t>代码库构建原生</w:t>
       </w:r>
       <w:r>
         <w:rPr>
@@ -8362,7 +8545,19 @@
         <w:rPr>
           <w:sz w:val="24"/>
         </w:rPr>
-        <w:t>基于以上背景，本文设计并实现了一个基于</w:t>
+        <w:t>基于</w:t>
+      </w:r>
+      <w:r>
+        <w:rPr>
+          <w:sz w:val="24"/>
+        </w:rPr>
+        <w:t>这样的背景</w:t>
+      </w:r>
+      <w:r>
+        <w:rPr>
+          <w:sz w:val="24"/>
+        </w:rPr>
+        <w:t>，本文设计并实现了一个基于</w:t>
       </w:r>
       <w:r>
         <w:rPr>
@@ -8393,7 +8588,13 @@
         <w:rPr>
           <w:sz w:val="24"/>
         </w:rPr>
-        <w:t>视频目标识别系统。该系统将</w:t>
+        <w:t>视频目标识别系统。</w:t>
+      </w:r>
+      <w:r>
+        <w:rPr>
+          <w:sz w:val="24"/>
+        </w:rPr>
+        <w:t>这个系统把</w:t>
       </w:r>
       <w:r>
         <w:rPr>
@@ -8405,21 +8606,38 @@
         <w:rPr>
           <w:sz w:val="24"/>
         </w:rPr>
-        <w:t>框架与深度学习技术相结合，实现了跨平台的目标检测应用，具有重要的研究意义和应用价值。该系统为移动</w:t>
-      </w:r>
-      <w:proofErr w:type="gramStart"/>
-      <w:r>
-        <w:rPr>
-          <w:sz w:val="24"/>
-        </w:rPr>
-        <w:t>端目标</w:t>
-      </w:r>
-      <w:proofErr w:type="gramEnd"/>
-      <w:r>
-        <w:rPr>
-          <w:sz w:val="24"/>
-        </w:rPr>
-        <w:t>检测应用提供了一种新的开发思路；系统的设计与实现为相关领域的研究提供了参考；系统中采用的性能优化策略对类似系统的开发具有借鉴意义。</w:t>
+        <w:t>框架和深度学习技术结合在一起，实现了跨平台的目标检测应用</w:t>
+      </w:r>
+      <w:r>
+        <w:rPr>
+          <w:sz w:val="24"/>
+        </w:rPr>
+        <w:t>，</w:t>
+      </w:r>
+      <w:r>
+        <w:rPr>
+          <w:sz w:val="24"/>
+        </w:rPr>
+        <w:t>既有研究意义，也有实际应用价值。</w:t>
+      </w:r>
+      <w:r>
+        <w:rPr>
+          <w:sz w:val="24"/>
+        </w:rPr>
+        <w:t>它给移动端的目标检测应用提供了一种新的开发思路；</w:t>
+      </w:r>
+      <w:r>
+        <w:rPr>
+          <w:rFonts w:hint="eastAsia"/>
+          <w:sz w:val="24"/>
+        </w:rPr>
+        <w:t>同时，</w:t>
+      </w:r>
+      <w:r>
+        <w:rPr>
+          <w:sz w:val="24"/>
+        </w:rPr>
+        <w:t>系统的设计与实现也能为相关领域的研究提供一些参考；其中采用的性能优化策略，对类似系统的开发也有一定的借鉴作用。</w:t>
       </w:r>
     </w:p>
     <w:p>
@@ -8437,7 +8655,7 @@
           <w:szCs w:val="28"/>
         </w:rPr>
       </w:pPr>
-      <w:bookmarkStart w:id="4" w:name="_Toc226303363"/>
+      <w:bookmarkStart w:id="4" w:name="_Toc226311306"/>
       <w:r>
         <w:rPr>
           <w:rFonts w:eastAsia="黑体" w:hAnsi="黑体" w:hint="eastAsia"/>
@@ -8463,7 +8681,19 @@
         <w:rPr>
           <w:sz w:val="24"/>
         </w:rPr>
-        <w:t>目标检测技术经过多年的发展，已经取得了长足的进步。在算法层面，卷积神经网络（</w:t>
+        <w:t>目标检测技术发展了很多年，进步确实不小。</w:t>
+      </w:r>
+      <w:r>
+        <w:rPr>
+          <w:sz w:val="24"/>
+        </w:rPr>
+        <w:t>从算法上看</w:t>
+      </w:r>
+      <w:r>
+        <w:rPr>
+          <w:sz w:val="24"/>
+        </w:rPr>
+        <w:t>，卷积神经网络（</w:t>
       </w:r>
       <w:r>
         <w:rPr>
@@ -8475,7 +8705,20 @@
         <w:rPr>
           <w:sz w:val="24"/>
         </w:rPr>
-        <w:t>）的引入使得目标检测的精度大幅提升。</w:t>
+        <w:t>）的引入</w:t>
+      </w:r>
+      <w:r>
+        <w:rPr>
+          <w:sz w:val="24"/>
+        </w:rPr>
+        <w:t>大大提高了检测的精度。</w:t>
+      </w:r>
+      <w:r>
+        <w:rPr>
+          <w:rFonts w:hint="eastAsia"/>
+          <w:sz w:val="24"/>
+        </w:rPr>
+        <w:t>早在</w:t>
       </w:r>
       <w:r>
         <w:rPr>
@@ -8501,7 +8744,20 @@
         <w:rPr>
           <w:sz w:val="24"/>
         </w:rPr>
-        <w:t>等人提出了</w:t>
+        <w:t>等人</w:t>
+      </w:r>
+      <w:r>
+        <w:rPr>
+          <w:rFonts w:hint="eastAsia"/>
+          <w:sz w:val="24"/>
+        </w:rPr>
+        <w:t>就</w:t>
+      </w:r>
+      <w:r>
+        <w:rPr>
+          <w:sz w:val="24"/>
+        </w:rPr>
+        <w:t>提出了</w:t>
       </w:r>
       <w:r>
         <w:rPr>
@@ -8513,7 +8769,13 @@
         <w:rPr>
           <w:sz w:val="24"/>
         </w:rPr>
-        <w:t>算法，首次将深度学习应用于目标检测，在</w:t>
+        <w:t>算法，</w:t>
+      </w:r>
+      <w:r>
+        <w:rPr>
+          <w:sz w:val="24"/>
+        </w:rPr>
+        <w:t>这是第一次把深度学习用到目标检测上，在</w:t>
       </w:r>
       <w:r>
         <w:rPr>
@@ -8525,7 +8787,7 @@
         <w:rPr>
           <w:sz w:val="24"/>
         </w:rPr>
-        <w:t>数据集上取得了显著的性能提升</w:t>
+        <w:t>数据集上取得了很明显的性能提升</w:t>
       </w:r>
       <w:r>
         <w:rPr>
@@ -8603,7 +8865,13 @@
         <w:rPr>
           <w:sz w:val="24"/>
         </w:rPr>
-        <w:t>等改进算法进一步提升了检测精度和速度</w:t>
+        <w:t>等</w:t>
+      </w:r>
+      <w:r>
+        <w:rPr>
+          <w:sz w:val="24"/>
+        </w:rPr>
+        <w:t>改进版本又进一步提升了检测的精度和速度</w:t>
       </w:r>
       <w:r>
         <w:rPr>
@@ -8673,6 +8941,13 @@
       </w:pPr>
       <w:r>
         <w:rPr>
+          <w:rFonts w:hint="eastAsia"/>
+          <w:sz w:val="24"/>
+        </w:rPr>
+        <w:t>到了</w:t>
+      </w:r>
+      <w:r>
+        <w:rPr>
           <w:sz w:val="24"/>
         </w:rPr>
         <w:t>2016</w:t>
@@ -8705,7 +8980,34 @@
         <w:rPr>
           <w:sz w:val="24"/>
         </w:rPr>
-        <w:t>算法，将目标检测问题重新建模为单一的回归问题，实现了端到端的目标检测</w:t>
+        <w:t>算法，</w:t>
+      </w:r>
+      <w:r>
+        <w:rPr>
+          <w:rFonts w:hint="eastAsia"/>
+          <w:sz w:val="24"/>
+        </w:rPr>
+        <w:t>它的思路</w:t>
+      </w:r>
+      <w:r>
+        <w:rPr>
+          <w:rFonts w:hint="eastAsia"/>
+          <w:sz w:val="24"/>
+        </w:rPr>
+        <w:t>与传统不同</w:t>
+      </w:r>
+      <w:r>
+        <w:rPr>
+          <w:rFonts w:hint="eastAsia"/>
+          <w:sz w:val="24"/>
+        </w:rPr>
+        <w:t>，把目标检测问题重新做成了一个单一的回归问题，实现了端到端的</w:t>
+      </w:r>
+      <w:r>
+        <w:rPr>
+          <w:sz w:val="24"/>
+        </w:rPr>
+        <w:t>检测</w:t>
       </w:r>
       <w:r>
         <w:rPr>
@@ -8765,13 +9067,19 @@
         <w:rPr>
           <w:sz w:val="24"/>
         </w:rPr>
-        <w:t>YOLO</w:t>
-      </w:r>
-      <w:r>
-        <w:rPr>
-          <w:sz w:val="24"/>
-        </w:rPr>
-        <w:t>算法以其高速度特性，迅速成为实时目标检测领域的首选方案。随后，</w:t>
+        <w:t>大的特点就是速度快，很快就成了实时目标检测领域的热门选择。</w:t>
+      </w:r>
+      <w:r>
+        <w:rPr>
+          <w:sz w:val="24"/>
+        </w:rPr>
+        <w:t>再往后</w:t>
+      </w:r>
+      <w:r>
+        <w:rPr>
+          <w:sz w:val="24"/>
+        </w:rPr>
+        <w:t>，</w:t>
       </w:r>
       <w:r>
         <w:rPr>
@@ -8789,6 +9097,7 @@
         <w:rPr>
           <w:sz w:val="24"/>
         </w:rPr>
+        <w:lastRenderedPageBreak/>
         <w:t>YOLOv3</w:t>
       </w:r>
       <w:r>
@@ -8843,7 +9152,19 @@
         <w:rPr>
           <w:sz w:val="24"/>
         </w:rPr>
-        <w:t>等版本相继发布，在检测精度和速度上不断优化</w:t>
+        <w:t>等</w:t>
+      </w:r>
+      <w:r>
+        <w:rPr>
+          <w:sz w:val="24"/>
+        </w:rPr>
+        <w:t>多</w:t>
+      </w:r>
+      <w:r>
+        <w:rPr>
+          <w:sz w:val="24"/>
+        </w:rPr>
+        <w:t>版本相继发布，在检测精度和速度上不断优化</w:t>
       </w:r>
       <w:r>
         <w:rPr>
@@ -8988,8 +9309,38 @@
         <w:rPr>
           <w:sz w:val="24"/>
         </w:rPr>
-        <w:lastRenderedPageBreak/>
-        <w:t>在应用层面，基于深度学习的目标检测技术已经在多个领域得到成功应用。在视频监控领域，智能视频分析系统可以自动检测和跟踪感兴趣的目标，提高监控效率</w:t>
+        <w:t>从应用层面来看，基于深度学习的目标检测技术已经在不少领域</w:t>
+      </w:r>
+      <w:r>
+        <w:rPr>
+          <w:rFonts w:hint="eastAsia"/>
+          <w:sz w:val="24"/>
+        </w:rPr>
+        <w:t>应用成功</w:t>
+      </w:r>
+      <w:r>
+        <w:rPr>
+          <w:sz w:val="24"/>
+        </w:rPr>
+        <w:t>了。</w:t>
+      </w:r>
+      <w:r>
+        <w:rPr>
+          <w:sz w:val="24"/>
+        </w:rPr>
+        <w:t>比如在视频监控领域</w:t>
+      </w:r>
+      <w:r>
+        <w:rPr>
+          <w:sz w:val="24"/>
+        </w:rPr>
+        <w:t>，智能视频分析系统可以自动检测和跟踪感兴趣的目标，</w:t>
+      </w:r>
+      <w:r>
+        <w:rPr>
+          <w:sz w:val="24"/>
+        </w:rPr>
+        <w:t>监控效率因此提高了不少</w:t>
       </w:r>
       <w:r>
         <w:rPr>
@@ -9043,7 +9394,19 @@
         <w:rPr>
           <w:sz w:val="24"/>
         </w:rPr>
-        <w:t>；在自动驾驶领域，目标检测技术用于识别道路上的车辆、行人、交通标志等，为自动驾驶决策提供依据</w:t>
+        <w:t>；自动驾驶</w:t>
+      </w:r>
+      <w:r>
+        <w:rPr>
+          <w:sz w:val="24"/>
+        </w:rPr>
+        <w:t>方面</w:t>
+      </w:r>
+      <w:r>
+        <w:rPr>
+          <w:sz w:val="24"/>
+        </w:rPr>
+        <w:t>，目标检测技术用于识别道路上的车辆、行人、交通标志等，为自动驾驶决策提供依据</w:t>
       </w:r>
       <w:r>
         <w:rPr>
@@ -9097,7 +9460,13 @@
         <w:rPr>
           <w:sz w:val="24"/>
         </w:rPr>
-        <w:t>；在智能交通领域，基于深度学习的车牌识别、违章检测等技术得到广泛应用</w:t>
+        <w:t>；智能交通领域，</w:t>
+      </w:r>
+      <w:r>
+        <w:rPr>
+          <w:sz w:val="24"/>
+        </w:rPr>
+        <w:t>像车牌识别、违章检测这些技术也得到了广泛应用</w:t>
       </w:r>
       <w:r>
         <w:rPr>
@@ -9507,7 +9876,7 @@
           <w:szCs w:val="28"/>
         </w:rPr>
       </w:pPr>
-      <w:bookmarkStart w:id="5" w:name="_Toc226303364"/>
+      <w:bookmarkStart w:id="5" w:name="_Toc226311307"/>
       <w:r>
         <w:rPr>
           <w:rFonts w:eastAsia="黑体" w:hAnsi="黑体" w:hint="eastAsia"/>
@@ -9804,7 +10173,7 @@
           <w:szCs w:val="30"/>
         </w:rPr>
       </w:pPr>
-      <w:bookmarkStart w:id="6" w:name="_Toc226303365"/>
+      <w:bookmarkStart w:id="6" w:name="_Toc226311308"/>
       <w:r>
         <w:rPr>
           <w:rFonts w:eastAsia="黑体" w:hAnsi="黑体" w:hint="eastAsia"/>
@@ -9831,7 +10200,7 @@
           <w:szCs w:val="28"/>
         </w:rPr>
       </w:pPr>
-      <w:bookmarkStart w:id="7" w:name="_Toc226303366"/>
+      <w:bookmarkStart w:id="7" w:name="_Toc226311309"/>
       <w:r>
         <w:rPr>
           <w:rFonts w:eastAsia="黑体" w:hAnsi="黑体" w:hint="eastAsia"/>
@@ -10852,7 +11221,7 @@
           <w:szCs w:val="28"/>
         </w:rPr>
       </w:pPr>
-      <w:bookmarkStart w:id="8" w:name="_Toc226303367"/>
+      <w:bookmarkStart w:id="8" w:name="_Toc226311310"/>
       <w:r>
         <w:rPr>
           <w:rFonts w:eastAsia="黑体" w:hAnsi="黑体" w:hint="eastAsia"/>
@@ -11634,7 +12003,7 @@
           <w:szCs w:val="28"/>
         </w:rPr>
       </w:pPr>
-      <w:bookmarkStart w:id="9" w:name="_Toc226303368"/>
+      <w:bookmarkStart w:id="9" w:name="_Toc226311311"/>
       <w:r>
         <w:rPr>
           <w:rFonts w:eastAsia="黑体" w:hAnsi="黑体"/>
@@ -12436,7 +12805,7 @@
           <w:szCs w:val="28"/>
         </w:rPr>
       </w:pPr>
-      <w:bookmarkStart w:id="10" w:name="_Toc226303369"/>
+      <w:bookmarkStart w:id="10" w:name="_Toc226311312"/>
       <w:r>
         <w:rPr>
           <w:rFonts w:eastAsia="黑体" w:hAnsi="黑体" w:hint="eastAsia"/>
@@ -13151,7 +13520,7 @@
           <w:szCs w:val="28"/>
         </w:rPr>
       </w:pPr>
-      <w:bookmarkStart w:id="11" w:name="_Toc226303370"/>
+      <w:bookmarkStart w:id="11" w:name="_Toc226311313"/>
       <w:r>
         <w:rPr>
           <w:rFonts w:eastAsia="黑体" w:hAnsi="黑体" w:hint="eastAsia"/>
@@ -13830,7 +14199,7 @@
           <w:szCs w:val="28"/>
         </w:rPr>
       </w:pPr>
-      <w:bookmarkStart w:id="12" w:name="_Toc226303371"/>
+      <w:bookmarkStart w:id="12" w:name="_Toc226311314"/>
       <w:r>
         <w:rPr>
           <w:rFonts w:eastAsia="黑体" w:hAnsi="黑体"/>
@@ -14437,7 +14806,7 @@
           <w:szCs w:val="30"/>
         </w:rPr>
       </w:pPr>
-      <w:bookmarkStart w:id="13" w:name="_Toc226303372"/>
+      <w:bookmarkStart w:id="13" w:name="_Toc226311315"/>
       <w:r>
         <w:rPr>
           <w:rFonts w:eastAsia="黑体" w:hAnsi="黑体" w:hint="eastAsia"/>
@@ -14464,7 +14833,7 @@
           <w:szCs w:val="28"/>
         </w:rPr>
       </w:pPr>
-      <w:bookmarkStart w:id="14" w:name="_Toc226303373"/>
+      <w:bookmarkStart w:id="14" w:name="_Toc226311316"/>
       <w:r>
         <w:rPr>
           <w:rFonts w:eastAsia="黑体" w:hAnsi="黑体" w:hint="eastAsia"/>
@@ -14489,7 +14858,7 @@
           <w:szCs w:val="24"/>
         </w:rPr>
       </w:pPr>
-      <w:bookmarkStart w:id="15" w:name="_Toc226303374"/>
+      <w:bookmarkStart w:id="15" w:name="_Toc226311317"/>
       <w:r>
         <w:rPr>
           <w:rFonts w:eastAsia="黑体" w:hAnsi="黑体"/>
@@ -14549,7 +14918,7 @@
           <w:szCs w:val="24"/>
         </w:rPr>
       </w:pPr>
-      <w:bookmarkStart w:id="16" w:name="_Toc226303375"/>
+      <w:bookmarkStart w:id="16" w:name="_Toc226311318"/>
       <w:r>
         <w:rPr>
           <w:rFonts w:eastAsia="黑体" w:hAnsi="黑体"/>
@@ -15203,7 +15572,7 @@
           <w:szCs w:val="24"/>
         </w:rPr>
       </w:pPr>
-      <w:bookmarkStart w:id="17" w:name="_Toc226303376"/>
+      <w:bookmarkStart w:id="17" w:name="_Toc226311319"/>
       <w:r>
         <w:rPr>
           <w:rFonts w:eastAsia="黑体" w:hAnsi="黑体" w:hint="eastAsia"/>
@@ -15427,7 +15796,7 @@
           <w:szCs w:val="28"/>
         </w:rPr>
       </w:pPr>
-      <w:bookmarkStart w:id="18" w:name="_Toc226303377"/>
+      <w:bookmarkStart w:id="18" w:name="_Toc226311320"/>
       <w:r>
         <w:rPr>
           <w:rFonts w:eastAsia="黑体" w:hAnsi="黑体" w:hint="eastAsia"/>
@@ -15451,9 +15820,35 @@
       </w:pPr>
       <w:r>
         <w:rPr>
-          <w:sz w:val="24"/>
-        </w:rPr>
-        <w:t>本系统采用前后端分离的分布式架构设计，整体架构分为前端展示层、业务逻辑层和数据存储层三个层次</w:t>
+          <w:rFonts w:hint="eastAsia"/>
+          <w:sz w:val="24"/>
+        </w:rPr>
+        <w:t>这套系统用的是前后端分离的分布式架</w:t>
+      </w:r>
+      <w:r>
+        <w:rPr>
+          <w:sz w:val="24"/>
+        </w:rPr>
+        <w:t>构</w:t>
+      </w:r>
+      <w:r>
+        <w:rPr>
+          <w:rFonts w:hint="eastAsia"/>
+          <w:sz w:val="24"/>
+        </w:rPr>
+        <w:t>,</w:t>
+      </w:r>
+      <w:r>
+        <w:rPr>
+          <w:sz w:val="24"/>
+        </w:rPr>
+        <w:t>整体</w:t>
+      </w:r>
+      <w:r>
+        <w:rPr>
+          <w:sz w:val="24"/>
+        </w:rPr>
+        <w:t>分为前端展示层、业务逻辑层和数据存储层三个层次</w:t>
       </w:r>
       <w:r>
         <w:rPr>
@@ -15511,10 +15906,9 @@
       </w:r>
       <w:r>
         <w:rPr>
-          <w:rFonts w:hint="eastAsia"/>
-          <w:sz w:val="24"/>
-        </w:rPr>
-        <w:t>系统架构</w:t>
+          <w:sz w:val="24"/>
+        </w:rPr>
+        <w:t>具体架构可以看</w:t>
       </w:r>
       <w:r>
         <w:rPr>
@@ -15607,14 +16001,7 @@
           <w:rFonts w:hint="eastAsia"/>
           <w:sz w:val="24"/>
         </w:rPr>
-        <w:t>如</w:t>
-      </w:r>
-      <w:r>
-        <w:rPr>
-          <w:rFonts w:hint="eastAsia"/>
-          <w:sz w:val="24"/>
-        </w:rPr>
-        <w:t>所示。</w:t>
+        <w:t>。</w:t>
       </w:r>
     </w:p>
     <w:p>
@@ -15630,52 +16017,45 @@
       </w:pPr>
       <w:r>
         <w:rPr>
-          <w:rFonts w:hint="eastAsia"/>
-          <w:sz w:val="24"/>
-        </w:rPr>
-        <w:t>前端展示层采用</w:t>
-      </w:r>
-      <w:r>
-        <w:rPr>
-          <w:rFonts w:hint="eastAsia"/>
+          <w:sz w:val="24"/>
+        </w:rPr>
+        <w:t>前端展示层这边，采用的是</w:t>
+      </w:r>
+      <w:r>
+        <w:rPr>
           <w:sz w:val="24"/>
         </w:rPr>
         <w:t>.NET MAUI</w:t>
       </w:r>
       <w:r>
         <w:rPr>
-          <w:rFonts w:hint="eastAsia"/>
-          <w:sz w:val="24"/>
-        </w:rPr>
-        <w:t>框架开发跨平台应用，致力于为用户提供统一、流畅的界面体验，支持在</w:t>
-      </w:r>
-      <w:r>
-        <w:rPr>
-          <w:rFonts w:hint="eastAsia"/>
+          <w:sz w:val="24"/>
+        </w:rPr>
+        <w:t>框架来开发跨平台应用。它的目标是为用户提供一个统一、流畅的界面体验，能在</w:t>
+      </w:r>
+      <w:r>
+        <w:rPr>
           <w:sz w:val="24"/>
         </w:rPr>
         <w:t>Windows</w:t>
       </w:r>
       <w:r>
         <w:rPr>
-          <w:rFonts w:hint="eastAsia"/>
           <w:sz w:val="24"/>
         </w:rPr>
         <w:t>、</w:t>
       </w:r>
       <w:r>
         <w:rPr>
-          <w:rFonts w:hint="eastAsia"/>
           <w:sz w:val="24"/>
         </w:rPr>
         <w:t>Android</w:t>
       </w:r>
       <w:r>
         <w:rPr>
-          <w:rFonts w:hint="eastAsia"/>
-          <w:sz w:val="24"/>
-        </w:rPr>
-        <w:t>等多种平台上运行，负责用户界面的直观展示和高效的用户交互处理，通过精心设计的页面布局和交互逻辑，确保用户操作的便捷性和响应速度。</w:t>
+          <w:sz w:val="24"/>
+        </w:rPr>
+        <w:t>等多个系统上运行。它主要负责界面的直观展示和高效的用户交互，页面布局和交互逻辑都经过了一些设计，尽量让用户操作起来顺手、响应也快。</w:t>
       </w:r>
     </w:p>
     <w:p>
@@ -15686,35 +16066,30 @@
         <w:spacing w:line="300" w:lineRule="auto"/>
         <w:ind w:firstLine="420"/>
         <w:rPr>
-          <w:rFonts w:hint="eastAsia"/>
-          <w:sz w:val="24"/>
-        </w:rPr>
-      </w:pPr>
-      <w:r>
-        <w:rPr>
-          <w:rFonts w:hint="eastAsia"/>
-          <w:sz w:val="24"/>
-        </w:rPr>
-        <w:t>前端架构采用</w:t>
-      </w:r>
-      <w:r>
-        <w:rPr>
-          <w:rFonts w:hint="eastAsia"/>
+          <w:sz w:val="24"/>
+        </w:rPr>
+      </w:pPr>
+      <w:r>
+        <w:rPr>
+          <w:sz w:val="24"/>
+        </w:rPr>
+        <w:t>前端内部用的是</w:t>
+      </w:r>
+      <w:r>
+        <w:rPr>
           <w:sz w:val="24"/>
         </w:rPr>
         <w:t>MVVM</w:t>
       </w:r>
       <w:r>
         <w:rPr>
-          <w:rFonts w:hint="eastAsia"/>
-          <w:sz w:val="24"/>
-        </w:rPr>
-        <w:t>模式，借助</w:t>
+          <w:sz w:val="24"/>
+        </w:rPr>
+        <w:t>模式，还借助了</w:t>
       </w:r>
       <w:proofErr w:type="spellStart"/>
       <w:r>
         <w:rPr>
-          <w:rFonts w:hint="eastAsia"/>
           <w:sz w:val="24"/>
         </w:rPr>
         <w:t>CommunityToolkit.Mvvm</w:t>
@@ -15722,52 +16097,66 @@
       <w:proofErr w:type="spellEnd"/>
       <w:r>
         <w:rPr>
-          <w:rFonts w:hint="eastAsia"/>
-          <w:sz w:val="24"/>
-        </w:rPr>
-        <w:t>辅助库简化代码实现，降低了开发复杂度，提升了代码的可维护性和可测试性，使界面与业务逻辑分离更加清晰。在与后端通信方面，前端通过</w:t>
-      </w:r>
-      <w:r>
-        <w:rPr>
-          <w:rFonts w:hint="eastAsia"/>
+          <w:sz w:val="24"/>
+        </w:rPr>
+        <w:t>这个辅助库来简化代码实现，这样开发复杂度就降下来了，代码也更</w:t>
+      </w:r>
+      <w:proofErr w:type="gramStart"/>
+      <w:r>
+        <w:rPr>
+          <w:sz w:val="24"/>
+        </w:rPr>
+        <w:t>容易维护</w:t>
+      </w:r>
+      <w:proofErr w:type="gramEnd"/>
+      <w:r>
+        <w:rPr>
+          <w:sz w:val="24"/>
+        </w:rPr>
+        <w:t>和测试。界面和业务逻辑之间的分离也更清楚。前后端通信方面，前端通过</w:t>
+      </w:r>
+      <w:r>
+        <w:rPr>
           <w:sz w:val="24"/>
         </w:rPr>
         <w:t>HTTP</w:t>
       </w:r>
       <w:r>
         <w:rPr>
-          <w:rFonts w:hint="eastAsia"/>
-          <w:sz w:val="24"/>
-        </w:rPr>
-        <w:t>请求与后端</w:t>
-      </w:r>
-      <w:r>
-        <w:rPr>
-          <w:rFonts w:hint="eastAsia"/>
+          <w:sz w:val="24"/>
+        </w:rPr>
+        <w:t>请求和后端的</w:t>
+      </w:r>
+      <w:r>
+        <w:rPr>
           <w:sz w:val="24"/>
         </w:rPr>
         <w:t>Flask</w:t>
       </w:r>
       <w:r>
         <w:rPr>
-          <w:rFonts w:hint="eastAsia"/>
-          <w:sz w:val="24"/>
-        </w:rPr>
-        <w:t>服务进行数据交互，采用</w:t>
-      </w:r>
-      <w:r>
-        <w:rPr>
-          <w:rFonts w:hint="eastAsia"/>
+          <w:sz w:val="24"/>
+        </w:rPr>
+        <w:t>服务打交道，数据格式统一用</w:t>
+      </w:r>
+      <w:r>
+        <w:rPr>
           <w:sz w:val="24"/>
         </w:rPr>
         <w:t>JSON</w:t>
       </w:r>
       <w:r>
         <w:rPr>
-          <w:rFonts w:hint="eastAsia"/>
-          <w:sz w:val="24"/>
-        </w:rPr>
-        <w:t>格式作为数据交换标准，确保数据传输的高效性和一致性，实现了前后端的无缝对接。</w:t>
+          <w:sz w:val="24"/>
+        </w:rPr>
+        <w:t>，既高效又一致，前后端衔接得也比较顺畅。</w:t>
+      </w:r>
+      <w:r>
+        <w:rPr>
+          <w:rFonts w:hint="eastAsia"/>
+          <w:sz w:val="24"/>
+        </w:rPr>
+        <w:t>业务逻辑层作为系统的核心处理部分，被划分为前端业务逻辑和后端业务逻辑两个紧密协作的模块。</w:t>
       </w:r>
     </w:p>
     <w:p>
@@ -15783,10 +16172,9 @@
       </w:pPr>
       <w:r>
         <w:rPr>
-          <w:rFonts w:hint="eastAsia"/>
-          <w:sz w:val="24"/>
-        </w:rPr>
-        <w:t>业务逻辑层作为系统的核心处理部分，被划分为前端业务逻辑和后端业务逻辑两个紧密协作的模块。</w:t>
+          <w:sz w:val="24"/>
+        </w:rPr>
+        <w:t>业务逻辑层是系统的核心，又分成前端业务逻辑和后端业务逻辑两块，这两块之间紧密配合。</w:t>
       </w:r>
     </w:p>
     <w:p>
@@ -15802,15 +16190,13 @@
       </w:pPr>
       <w:r>
         <w:rPr>
-          <w:rFonts w:hint="eastAsia"/>
-          <w:sz w:val="24"/>
-        </w:rPr>
-        <w:t>前端业务逻辑主要在</w:t>
+          <w:sz w:val="24"/>
+        </w:rPr>
+        <w:t>前端业务逻辑主要放在</w:t>
       </w:r>
       <w:proofErr w:type="spellStart"/>
       <w:r>
         <w:rPr>
-          <w:rFonts w:hint="eastAsia"/>
           <w:sz w:val="24"/>
         </w:rPr>
         <w:t>ViewModel</w:t>
@@ -15818,99 +16204,21 @@
       <w:proofErr w:type="spellEnd"/>
       <w:r>
         <w:rPr>
-          <w:rFonts w:hint="eastAsia"/>
-          <w:sz w:val="24"/>
-        </w:rPr>
-        <w:t>中实现，负责页面数据的动态管理、用户操作的实时处理以及应用内的导航控制等功能，通过数据绑定机制将业务数据与</w:t>
-      </w:r>
-      <w:r>
-        <w:rPr>
-          <w:rFonts w:hint="eastAsia"/>
+          <w:sz w:val="24"/>
+        </w:rPr>
+        <w:t>里实现，负责页面数据的动态管理、用户操作的实时响应，还有应用内的导航控制等等。通过数据绑定机制，业务数据和</w:t>
+      </w:r>
+      <w:r>
+        <w:rPr>
           <w:sz w:val="24"/>
         </w:rPr>
         <w:t>UI</w:t>
       </w:r>
       <w:r>
         <w:rPr>
-          <w:rFonts w:hint="eastAsia"/>
-          <w:sz w:val="24"/>
-        </w:rPr>
-        <w:t>界面实时关联，确保用户界面能够准确反映业务状态的变化。</w:t>
-      </w:r>
-    </w:p>
-    <w:p>
-      <w:pPr>
-        <w:overflowPunct w:val="0"/>
-        <w:autoSpaceDE w:val="0"/>
-        <w:autoSpaceDN w:val="0"/>
-        <w:spacing w:line="300" w:lineRule="auto"/>
-        <w:rPr>
-          <w:rFonts w:hint="eastAsia"/>
-          <w:sz w:val="24"/>
-        </w:rPr>
-      </w:pPr>
-      <w:r>
-        <w:rPr>
-          <w:rFonts w:hint="eastAsia"/>
-          <w:sz w:val="24"/>
-        </w:rPr>
-        <w:t>后端业务逻辑则在</w:t>
-      </w:r>
-      <w:r>
-        <w:rPr>
-          <w:rFonts w:hint="eastAsia"/>
-          <w:sz w:val="24"/>
-        </w:rPr>
-        <w:t>Flask</w:t>
-      </w:r>
-      <w:r>
-        <w:rPr>
-          <w:rFonts w:hint="eastAsia"/>
-          <w:sz w:val="24"/>
-        </w:rPr>
-        <w:t>应用中实现，包括</w:t>
-      </w:r>
-      <w:r>
-        <w:rPr>
-          <w:rFonts w:hint="eastAsia"/>
-          <w:sz w:val="24"/>
-        </w:rPr>
-        <w:t>API</w:t>
-      </w:r>
-      <w:r>
-        <w:rPr>
-          <w:rFonts w:hint="eastAsia"/>
-          <w:sz w:val="24"/>
-        </w:rPr>
-        <w:t>路由的处理、核心业务逻辑的计算、</w:t>
-      </w:r>
-      <w:r>
-        <w:rPr>
-          <w:rFonts w:hint="eastAsia"/>
-          <w:sz w:val="24"/>
-        </w:rPr>
-        <w:t>YOLO</w:t>
-      </w:r>
-      <w:r>
-        <w:rPr>
-          <w:rFonts w:hint="eastAsia"/>
-          <w:sz w:val="24"/>
-        </w:rPr>
-        <w:t>目标检测模型的推理等关键功能，通过模块化的设计和异步处理机制，保证了视频处理的效率和系统的稳定性，同时提供了丰富的</w:t>
-      </w:r>
-      <w:r>
-        <w:rPr>
-          <w:rFonts w:hint="eastAsia"/>
-          <w:sz w:val="24"/>
-        </w:rPr>
-        <w:t>API</w:t>
-      </w:r>
-      <w:r>
-        <w:rPr>
-          <w:rFonts w:hint="eastAsia"/>
-          <w:sz w:val="24"/>
-        </w:rPr>
-        <w:t>接口，支持前端的各种业务需求。</w:t>
+          <w:sz w:val="24"/>
+        </w:rPr>
+        <w:t>界面能实时联动，确保界面能准确反映出业务状态的变化。</w:t>
       </w:r>
     </w:p>
     <w:p>
@@ -15921,38 +16229,62 @@
         <w:spacing w:line="300" w:lineRule="auto"/>
         <w:ind w:firstLine="420"/>
         <w:rPr>
-          <w:rFonts w:hint="eastAsia"/>
-          <w:sz w:val="24"/>
-        </w:rPr>
-      </w:pPr>
-      <w:r>
-        <w:rPr>
-          <w:rFonts w:hint="eastAsia"/>
-          <w:sz w:val="24"/>
-        </w:rPr>
-        <w:t>数据存储层采用</w:t>
-      </w:r>
-      <w:r>
-        <w:rPr>
-          <w:rFonts w:hint="eastAsia"/>
-          <w:sz w:val="24"/>
-        </w:rPr>
-        <w:t>MySQL</w:t>
-      </w:r>
-      <w:r>
-        <w:rPr>
-          <w:rFonts w:hint="eastAsia"/>
-          <w:sz w:val="24"/>
-        </w:rPr>
-        <w:t>关系型数据库存储系统的结构化数据，主要包含视频</w:t>
-      </w:r>
-      <w:r>
-        <w:rPr>
-          <w:rFonts w:hint="eastAsia"/>
-          <w:sz w:val="24"/>
-        </w:rPr>
-        <w:lastRenderedPageBreak/>
-        <w:t>信息表和检测结果表，用于记录视频的基本信息、处理状态以及目标检测的详细结果，通过结构化的表设计和索引优化，确保数据查询和存储的高效性。同时，视频文件和处理后的视频文件则存储在文件系统中，通过数据库中的文件路径字段与文件系统建立关联，实现了结构化数据与非结构化文件的有效管理，为系统的持续运行和数据持久化提供了可靠保障。</w:t>
+          <w:sz w:val="24"/>
+        </w:rPr>
+      </w:pPr>
+      <w:r>
+        <w:rPr>
+          <w:sz w:val="24"/>
+        </w:rPr>
+        <w:t>后端业务逻辑则在</w:t>
+      </w:r>
+      <w:r>
+        <w:rPr>
+          <w:sz w:val="24"/>
+        </w:rPr>
+        <w:t>Flask</w:t>
+      </w:r>
+      <w:r>
+        <w:rPr>
+          <w:sz w:val="24"/>
+        </w:rPr>
+        <w:t>应用里实现，包括</w:t>
+      </w:r>
+      <w:r>
+        <w:rPr>
+          <w:sz w:val="24"/>
+        </w:rPr>
+        <w:t>API</w:t>
+      </w:r>
+      <w:r>
+        <w:rPr>
+          <w:sz w:val="24"/>
+        </w:rPr>
+        <w:t>路由的处理、核心业务逻辑的计算、</w:t>
+      </w:r>
+      <w:r>
+        <w:rPr>
+          <w:sz w:val="24"/>
+        </w:rPr>
+        <w:t>YOLO</w:t>
+      </w:r>
+      <w:r>
+        <w:rPr>
+          <w:sz w:val="24"/>
+        </w:rPr>
+        <w:t>目标检测模型的推理等关键功能。通过模块化设计和异步处理机制，既保证了视频处理的效率，也兼顾了系统的稳定性。同时，它还提供了丰富的</w:t>
+      </w:r>
+      <w:r>
+        <w:rPr>
+          <w:sz w:val="24"/>
+        </w:rPr>
+        <w:t>API</w:t>
+      </w:r>
+      <w:r>
+        <w:rPr>
+          <w:sz w:val="24"/>
+        </w:rPr>
+        <w:t>接口，能支撑前端的各种业务需求。</w:t>
       </w:r>
     </w:p>
     <w:p>
@@ -15963,10 +16295,42 @@
         <w:spacing w:line="300" w:lineRule="auto"/>
         <w:ind w:firstLine="420"/>
         <w:rPr>
-          <w:rFonts w:hint="eastAsia"/>
-          <w:sz w:val="24"/>
-        </w:rPr>
-      </w:pPr>
+          <w:sz w:val="24"/>
+        </w:rPr>
+      </w:pPr>
+      <w:r>
+        <w:rPr>
+          <w:sz w:val="24"/>
+        </w:rPr>
+        <w:lastRenderedPageBreak/>
+        <w:t>数据</w:t>
+      </w:r>
+      <w:proofErr w:type="gramStart"/>
+      <w:r>
+        <w:rPr>
+          <w:sz w:val="24"/>
+        </w:rPr>
+        <w:t>存储层用的</w:t>
+      </w:r>
+      <w:proofErr w:type="gramEnd"/>
+      <w:r>
+        <w:rPr>
+          <w:sz w:val="24"/>
+        </w:rPr>
+        <w:t>是</w:t>
+      </w:r>
+      <w:r>
+        <w:rPr>
+          <w:sz w:val="24"/>
+        </w:rPr>
+        <w:t>MySQL</w:t>
+      </w:r>
+      <w:r>
+        <w:rPr>
+          <w:sz w:val="24"/>
+        </w:rPr>
+        <w:t>关系型数据库，主要存放系统的结构化数据。里面主要有视频信息表和检测结果表，用来记录视频的基本信息、处理状态，以及目标检测的详细结果。通过结构化的表设计和索引优化，数据查询和存储的效率都还不错。另外，视频文件和处理后的视频文件则直接存在文件系统里，数据库里只保存文件路径，这样就把结构化数据和非结构化文件关联起来了，为系统的持续运行和数据持久化提供了可靠的保障</w:t>
+      </w:r>
     </w:p>
     <w:p>
       <w:pPr>
@@ -16226,7 +16590,7 @@
           <w:szCs w:val="28"/>
         </w:rPr>
       </w:pPr>
-      <w:bookmarkStart w:id="20" w:name="_Toc226303378"/>
+      <w:bookmarkStart w:id="20" w:name="_Toc226311321"/>
       <w:r>
         <w:rPr>
           <w:rFonts w:eastAsia="黑体" w:hAnsi="黑体"/>
@@ -16251,7 +16615,7 @@
           <w:szCs w:val="24"/>
         </w:rPr>
       </w:pPr>
-      <w:bookmarkStart w:id="21" w:name="_Toc226303379"/>
+      <w:bookmarkStart w:id="21" w:name="_Toc226311322"/>
       <w:r>
         <w:rPr>
           <w:rFonts w:eastAsia="黑体" w:hAnsi="黑体" w:hint="eastAsia"/>
@@ -16480,7 +16844,7 @@
           <w:szCs w:val="24"/>
         </w:rPr>
       </w:pPr>
-      <w:bookmarkStart w:id="22" w:name="_Toc226303380"/>
+      <w:bookmarkStart w:id="22" w:name="_Toc226311323"/>
       <w:r>
         <w:rPr>
           <w:rFonts w:eastAsia="黑体" w:hAnsi="黑体" w:hint="eastAsia"/>
@@ -19232,7 +19596,7 @@
           <w:szCs w:val="24"/>
         </w:rPr>
       </w:pPr>
-      <w:bookmarkStart w:id="25" w:name="_Toc226303381"/>
+      <w:bookmarkStart w:id="25" w:name="_Toc226311324"/>
       <w:r>
         <w:rPr>
           <w:rFonts w:eastAsia="黑体" w:hAnsi="黑体"/>
@@ -19251,6 +19615,7 @@
         <w:spacing w:line="300" w:lineRule="auto"/>
         <w:ind w:firstLine="420"/>
         <w:rPr>
+          <w:rFonts w:hint="eastAsia"/>
           <w:sz w:val="24"/>
         </w:rPr>
       </w:pPr>
@@ -19467,18 +19832,6 @@
         </w:rPr>
         <w:t>所示。</w:t>
       </w:r>
-    </w:p>
-    <w:p>
-      <w:pPr>
-        <w:overflowPunct w:val="0"/>
-        <w:autoSpaceDE w:val="0"/>
-        <w:autoSpaceDN w:val="0"/>
-        <w:spacing w:line="300" w:lineRule="auto"/>
-        <w:ind w:firstLine="420"/>
-        <w:rPr>
-          <w:sz w:val="24"/>
-        </w:rPr>
-      </w:pPr>
     </w:p>
     <w:p>
       <w:pPr>
@@ -20582,7 +20935,7 @@
           <w:szCs w:val="30"/>
         </w:rPr>
       </w:pPr>
-      <w:bookmarkStart w:id="27" w:name="_Toc226303382"/>
+      <w:bookmarkStart w:id="27" w:name="_Toc226311325"/>
       <w:r>
         <w:rPr>
           <w:rFonts w:eastAsia="黑体" w:hAnsi="黑体"/>
@@ -20610,7 +20963,7 @@
           <w:szCs w:val="28"/>
         </w:rPr>
       </w:pPr>
-      <w:bookmarkStart w:id="28" w:name="_Toc226303383"/>
+      <w:bookmarkStart w:id="28" w:name="_Toc226311326"/>
       <w:r>
         <w:rPr>
           <w:rFonts w:eastAsia="黑体" w:hAnsi="黑体"/>
@@ -21435,7 +21788,6 @@
         <w:spacing w:line="300" w:lineRule="auto"/>
         <w:ind w:firstLine="420"/>
         <w:rPr>
-          <w:rFonts w:hint="eastAsia"/>
           <w:sz w:val="24"/>
         </w:rPr>
       </w:pPr>
@@ -21503,12 +21855,6 @@
           <w:szCs w:val="21"/>
         </w:rPr>
         <w:noBreakHyphen/>
-      </w:r>
-      <w:r>
-        <w:rPr>
-          <w:rFonts w:hint="eastAsia"/>
-          <w:szCs w:val="21"/>
-        </w:rPr>
         <w:t>2</w:t>
       </w:r>
       <w:r>
@@ -21516,21 +21862,7 @@
           <w:rFonts w:hint="eastAsia"/>
           <w:szCs w:val="21"/>
         </w:rPr>
-        <w:t>视频列表页</w:t>
-      </w:r>
-      <w:r>
-        <w:rPr>
-          <w:rFonts w:hint="eastAsia"/>
-          <w:szCs w:val="21"/>
-        </w:rPr>
-        <w:t>面</w:t>
-      </w:r>
-      <w:r>
-        <w:rPr>
-          <w:rFonts w:hint="eastAsia"/>
-          <w:szCs w:val="21"/>
-        </w:rPr>
-        <w:t>模块</w:t>
+        <w:t>视频列表页面模块</w:t>
       </w:r>
       <w:r>
         <w:rPr>
@@ -23905,7 +24237,7 @@
           <w:szCs w:val="28"/>
         </w:rPr>
       </w:pPr>
-      <w:bookmarkStart w:id="33" w:name="_Toc226303384"/>
+      <w:bookmarkStart w:id="33" w:name="_Toc226311327"/>
       <w:r>
         <w:rPr>
           <w:rFonts w:eastAsia="黑体" w:hAnsi="黑体" w:hint="eastAsia"/>
@@ -25611,7 +25943,7 @@
           <w:szCs w:val="28"/>
         </w:rPr>
       </w:pPr>
-      <w:bookmarkStart w:id="37" w:name="_Toc226303385"/>
+      <w:bookmarkStart w:id="37" w:name="_Toc226311328"/>
       <w:r>
         <w:rPr>
           <w:rFonts w:eastAsia="黑体" w:hAnsi="黑体" w:hint="eastAsia"/>
@@ -26437,7 +26769,7 @@
           <w:szCs w:val="30"/>
         </w:rPr>
       </w:pPr>
-      <w:bookmarkStart w:id="38" w:name="_Toc226303386"/>
+      <w:bookmarkStart w:id="38" w:name="_Toc226311329"/>
       <w:r>
         <w:rPr>
           <w:rFonts w:eastAsia="黑体" w:hAnsi="黑体" w:hint="eastAsia"/>
@@ -26465,7 +26797,7 @@
           <w:szCs w:val="28"/>
         </w:rPr>
       </w:pPr>
-      <w:bookmarkStart w:id="39" w:name="_Toc226303387"/>
+      <w:bookmarkStart w:id="39" w:name="_Toc226311330"/>
       <w:r>
         <w:rPr>
           <w:rFonts w:eastAsia="黑体" w:hAnsi="黑体" w:hint="eastAsia"/>
@@ -26642,7 +26974,7 @@
           <w:szCs w:val="28"/>
         </w:rPr>
       </w:pPr>
-      <w:bookmarkStart w:id="40" w:name="_Toc226303388"/>
+      <w:bookmarkStart w:id="40" w:name="_Toc226311331"/>
       <w:r>
         <w:rPr>
           <w:rFonts w:eastAsia="黑体" w:hAnsi="黑体"/>
@@ -26669,7 +27001,7 @@
           <w:szCs w:val="24"/>
         </w:rPr>
       </w:pPr>
-      <w:bookmarkStart w:id="41" w:name="_Toc226303389"/>
+      <w:bookmarkStart w:id="41" w:name="_Toc226311332"/>
       <w:r>
         <w:rPr>
           <w:rFonts w:eastAsia="黑体" w:hAnsi="黑体"/>
@@ -27687,7 +28019,7 @@
           <w:szCs w:val="24"/>
         </w:rPr>
       </w:pPr>
-      <w:bookmarkStart w:id="42" w:name="_Toc226303390"/>
+      <w:bookmarkStart w:id="42" w:name="_Toc226311333"/>
       <w:r>
         <w:rPr>
           <w:rFonts w:eastAsia="黑体" w:hAnsi="黑体" w:hint="eastAsia"/>
@@ -28688,7 +29020,7 @@
           <w:szCs w:val="24"/>
         </w:rPr>
       </w:pPr>
-      <w:bookmarkStart w:id="43" w:name="_Toc226303391"/>
+      <w:bookmarkStart w:id="43" w:name="_Toc226311334"/>
       <w:r>
         <w:rPr>
           <w:rFonts w:eastAsia="黑体" w:hAnsi="黑体" w:hint="eastAsia"/>
@@ -29779,7 +30111,7 @@
           <w:szCs w:val="28"/>
         </w:rPr>
       </w:pPr>
-      <w:bookmarkStart w:id="44" w:name="_Toc226303392"/>
+      <w:bookmarkStart w:id="44" w:name="_Toc226311335"/>
       <w:r>
         <w:rPr>
           <w:rFonts w:eastAsia="黑体" w:hAnsi="黑体"/>
@@ -29815,21 +30147,34 @@
         <w:rPr>
           <w:sz w:val="24"/>
         </w:rPr>
-        <w:t>通过功能测试验证了系统的各项功能正常工作，性能指标达到设计要求。视频上传、列表展示、实时处理、视频</w:t>
+        <w:t>通过功能测试验证了系统的各项功能正常工作，性能指标达到设计要求。视频上传、列表展示、实时处理</w:t>
+      </w:r>
+      <w:r>
+        <w:rPr>
+          <w:rFonts w:hint="eastAsia"/>
+          <w:sz w:val="24"/>
+        </w:rPr>
+        <w:t>和</w:t>
+      </w:r>
+      <w:r>
+        <w:rPr>
+          <w:sz w:val="24"/>
+        </w:rPr>
+        <w:t>视频</w:t>
       </w:r>
       <w:proofErr w:type="gramStart"/>
       <w:r>
         <w:rPr>
           <w:sz w:val="24"/>
         </w:rPr>
-        <w:t>流播放</w:t>
+        <w:t>流播放核心</w:t>
       </w:r>
       <w:proofErr w:type="gramEnd"/>
       <w:r>
         <w:rPr>
           <w:sz w:val="24"/>
         </w:rPr>
-        <w:t>等核心功能运行稳定；</w:t>
+        <w:t>功能运行稳定；</w:t>
       </w:r>
       <w:r>
         <w:rPr>
@@ -29853,7 +30198,20 @@
         <w:rPr>
           <w:sz w:val="24"/>
         </w:rPr>
-        <w:t>以上，满足实时处理需求。</w:t>
+        <w:t>以上</w:t>
+      </w:r>
+      <w:r>
+        <w:rPr>
+          <w:rFonts w:hint="eastAsia"/>
+          <w:sz w:val="24"/>
+        </w:rPr>
+        <w:t>完全</w:t>
+      </w:r>
+      <w:r>
+        <w:rPr>
+          <w:sz w:val="24"/>
+        </w:rPr>
+        <w:t>满足实时处理需求。</w:t>
       </w:r>
     </w:p>
     <w:p>
@@ -29888,7 +30246,7 @@
           <w:szCs w:val="30"/>
         </w:rPr>
       </w:pPr>
-      <w:bookmarkStart w:id="45" w:name="_Toc226303393"/>
+      <w:bookmarkStart w:id="45" w:name="_Toc226311336"/>
       <w:r>
         <w:rPr>
           <w:rFonts w:eastAsia="黑体" w:hAnsi="黑体" w:hint="eastAsia"/>
@@ -29916,7 +30274,7 @@
           <w:szCs w:val="28"/>
         </w:rPr>
       </w:pPr>
-      <w:bookmarkStart w:id="46" w:name="_Toc226303394"/>
+      <w:bookmarkStart w:id="46" w:name="_Toc226311337"/>
       <w:r>
         <w:rPr>
           <w:rFonts w:eastAsia="黑体" w:hAnsi="黑体" w:hint="eastAsia"/>
@@ -29981,8 +30339,23 @@
         <w:rPr>
           <w:sz w:val="24"/>
         </w:rPr>
-        <w:t>采用前后端分离的分布式架构模式，前端依托</w:t>
-      </w:r>
+        <w:t>采用前后端分离的分布式架构模式，</w:t>
+      </w:r>
+      <w:proofErr w:type="gramStart"/>
+      <w:r>
+        <w:rPr>
+          <w:sz w:val="24"/>
+        </w:rPr>
+        <w:t>前端</w:t>
+      </w:r>
+      <w:r>
+        <w:rPr>
+          <w:rFonts w:hint="eastAsia"/>
+          <w:sz w:val="24"/>
+        </w:rPr>
+        <w:t>靠</w:t>
+      </w:r>
+      <w:proofErr w:type="gramEnd"/>
       <w:r>
         <w:rPr>
           <w:sz w:val="24"/>
@@ -30013,7 +30386,14 @@
         <w:rPr>
           <w:sz w:val="24"/>
         </w:rPr>
-        <w:t>应用，后端选用</w:t>
+        <w:t>应用，后端</w:t>
+      </w:r>
+      <w:r>
+        <w:rPr>
+          <w:rFonts w:hint="eastAsia"/>
+          <w:sz w:val="24"/>
+        </w:rPr>
+        <w:t>则是通过</w:t>
       </w:r>
       <w:r>
         <w:rPr>
@@ -30025,7 +30405,14 @@
         <w:rPr>
           <w:sz w:val="24"/>
         </w:rPr>
-        <w:t>框架搭建服务，搭配</w:t>
+        <w:t>框架搭建服务，</w:t>
+      </w:r>
+      <w:r>
+        <w:rPr>
+          <w:rFonts w:hint="eastAsia"/>
+          <w:sz w:val="24"/>
+        </w:rPr>
+        <w:t>使用</w:t>
       </w:r>
       <w:r>
         <w:rPr>
@@ -30037,7 +30424,7 @@
         <w:rPr>
           <w:sz w:val="24"/>
         </w:rPr>
-        <w:t>数据库实现数据的高效存储与管理</w:t>
+        <w:t>数据库实现数据的存储与管理</w:t>
       </w:r>
       <w:r>
         <w:rPr>
@@ -30060,16 +30447,28 @@
       </w:pPr>
       <w:r>
         <w:rPr>
-          <w:rFonts w:hint="eastAsia"/>
-          <w:sz w:val="24"/>
-        </w:rPr>
-        <w:t>在</w:t>
-      </w:r>
-      <w:r>
-        <w:rPr>
-          <w:sz w:val="24"/>
-        </w:rPr>
-        <w:t>前端应用开发环节，基于</w:t>
+          <w:sz w:val="24"/>
+        </w:rPr>
+        <w:t>具体到前端开发</w:t>
+      </w:r>
+      <w:r>
+        <w:rPr>
+          <w:sz w:val="24"/>
+        </w:rPr>
+        <w:t>，</w:t>
+      </w:r>
+      <w:r>
+        <w:rPr>
+          <w:rFonts w:hint="eastAsia"/>
+          <w:sz w:val="24"/>
+        </w:rPr>
+        <w:t>我</w:t>
+      </w:r>
+      <w:r>
+        <w:rPr>
+          <w:sz w:val="24"/>
+        </w:rPr>
+        <w:t>借助</w:t>
       </w:r>
       <w:r>
         <w:rPr>
@@ -30081,7 +30480,7 @@
         <w:rPr>
           <w:sz w:val="24"/>
         </w:rPr>
-        <w:t>框架并结合</w:t>
+        <w:t>框架同时结合</w:t>
       </w:r>
       <w:r>
         <w:rPr>
@@ -30093,20 +30492,20 @@
         <w:rPr>
           <w:sz w:val="24"/>
         </w:rPr>
-        <w:t>架构模式，完成了视频列表展示、视频上传、实时处理</w:t>
-      </w:r>
-      <w:r>
-        <w:rPr>
-          <w:rFonts w:hint="eastAsia"/>
-          <w:sz w:val="24"/>
-        </w:rPr>
-        <w:t>和</w:t>
-      </w:r>
-      <w:r>
-        <w:rPr>
-          <w:sz w:val="24"/>
-        </w:rPr>
-        <w:t>视频详情查看核心功能页面的开发；开发过程中，通过引入</w:t>
+        <w:t>这种架构模式，完成了几个核心功能页面，包括视频列表展示、视频上传、实时处理以及视频详情查看。</w:t>
+      </w:r>
+      <w:r>
+        <w:rPr>
+          <w:rFonts w:hint="eastAsia"/>
+          <w:sz w:val="24"/>
+        </w:rPr>
+        <w:t>同时</w:t>
+      </w:r>
+      <w:r>
+        <w:rPr>
+          <w:sz w:val="24"/>
+        </w:rPr>
+        <w:t>开发过程中，引入</w:t>
       </w:r>
       <w:proofErr w:type="spellStart"/>
       <w:r>
@@ -30120,7 +30519,20 @@
         <w:rPr>
           <w:sz w:val="24"/>
         </w:rPr>
-        <w:t>工具简化</w:t>
+        <w:t>工具</w:t>
+      </w:r>
+      <w:r>
+        <w:rPr>
+          <w:rFonts w:hint="eastAsia"/>
+          <w:sz w:val="24"/>
+        </w:rPr>
+        <w:t>来</w:t>
+      </w:r>
+      <w:r>
+        <w:rPr>
+          <w:sz w:val="24"/>
+        </w:rPr>
+        <w:t>简化</w:t>
       </w:r>
       <w:r>
         <w:rPr>
@@ -30132,7 +30544,33 @@
         <w:rPr>
           <w:sz w:val="24"/>
         </w:rPr>
-        <w:t>模式下的代码编写，同时采用依赖注入设计模式，有效提升了代码的可测试性、可维护性与扩展性。</w:t>
+        <w:t>模式下的代码编写</w:t>
+      </w:r>
+      <w:r>
+        <w:rPr>
+          <w:rFonts w:hint="eastAsia"/>
+          <w:sz w:val="24"/>
+        </w:rPr>
+        <w:t>；另外</w:t>
+      </w:r>
+      <w:r>
+        <w:rPr>
+          <w:sz w:val="24"/>
+        </w:rPr>
+        <w:t>采用</w:t>
+      </w:r>
+      <w:r>
+        <w:rPr>
+          <w:rFonts w:hint="eastAsia"/>
+          <w:sz w:val="24"/>
+        </w:rPr>
+        <w:t>了</w:t>
+      </w:r>
+      <w:r>
+        <w:rPr>
+          <w:sz w:val="24"/>
+        </w:rPr>
+        <w:t>依赖注入设计模式，提升了代码的可测试性、可维护性与扩展性。</w:t>
       </w:r>
     </w:p>
     <w:p>
@@ -30169,66 +30607,79 @@
         <w:rPr>
           <w:sz w:val="24"/>
         </w:rPr>
-        <w:t>框架</w:t>
+        <w:t>实现了视频上传、处理状态查询</w:t>
+      </w:r>
+      <w:r>
+        <w:rPr>
+          <w:rFonts w:hint="eastAsia"/>
+          <w:sz w:val="24"/>
+        </w:rPr>
+        <w:t>和</w:t>
+      </w:r>
+      <w:r>
+        <w:rPr>
+          <w:sz w:val="24"/>
+        </w:rPr>
+        <w:t>MJPEG</w:t>
+      </w:r>
+      <w:r>
+        <w:rPr>
+          <w:sz w:val="24"/>
+        </w:rPr>
+        <w:t>视频流推送等关键</w:t>
+      </w:r>
+      <w:r>
+        <w:rPr>
+          <w:sz w:val="24"/>
+        </w:rPr>
+        <w:t>API</w:t>
+      </w:r>
+      <w:r>
+        <w:rPr>
+          <w:sz w:val="24"/>
+        </w:rPr>
+        <w:t>接口</w:t>
+      </w:r>
+      <w:r>
+        <w:rPr>
+          <w:rFonts w:hint="eastAsia"/>
+          <w:sz w:val="24"/>
+        </w:rPr>
+        <w:t>。</w:t>
+      </w:r>
+      <w:r>
+        <w:rPr>
+          <w:sz w:val="24"/>
+        </w:rPr>
+        <w:t>同时，我把视频处理的核心逻辑封装到了</w:t>
+      </w:r>
+      <w:proofErr w:type="spellStart"/>
+      <w:r>
+        <w:rPr>
+          <w:sz w:val="24"/>
+        </w:rPr>
+        <w:t>VideoProcessor</w:t>
+      </w:r>
+      <w:proofErr w:type="spellEnd"/>
+      <w:r>
+        <w:rPr>
+          <w:sz w:val="24"/>
+        </w:rPr>
+        <w:t>这个类里面。为了提高后端服务的处理效率和响应速度，还针对性地做了跳</w:t>
       </w:r>
       <w:proofErr w:type="gramStart"/>
       <w:r>
         <w:rPr>
           <w:sz w:val="24"/>
         </w:rPr>
-        <w:t>高效实现</w:t>
+        <w:t>帧处理</w:t>
       </w:r>
       <w:proofErr w:type="gramEnd"/>
       <w:r>
         <w:rPr>
           <w:sz w:val="24"/>
         </w:rPr>
-        <w:t>了视频上传、处理状态查询</w:t>
-      </w:r>
-      <w:r>
-        <w:rPr>
-          <w:rFonts w:hint="eastAsia"/>
-          <w:sz w:val="24"/>
-        </w:rPr>
-        <w:t>和</w:t>
-      </w:r>
-      <w:r>
-        <w:rPr>
-          <w:sz w:val="24"/>
-        </w:rPr>
-        <w:t>MJPEG</w:t>
-      </w:r>
-      <w:r>
-        <w:rPr>
-          <w:sz w:val="24"/>
-        </w:rPr>
-        <w:t>视频流推送等关键</w:t>
-      </w:r>
-      <w:r>
-        <w:rPr>
-          <w:sz w:val="24"/>
-        </w:rPr>
-        <w:t>API</w:t>
-      </w:r>
-      <w:r>
-        <w:rPr>
-          <w:sz w:val="24"/>
-        </w:rPr>
-        <w:t>接口，通过封装</w:t>
-      </w:r>
-      <w:proofErr w:type="spellStart"/>
-      <w:r>
-        <w:rPr>
-          <w:sz w:val="24"/>
-        </w:rPr>
-        <w:t>VideoProcessor</w:t>
-      </w:r>
-      <w:proofErr w:type="spellEnd"/>
-      <w:r>
-        <w:rPr>
-          <w:sz w:val="24"/>
-        </w:rPr>
-        <w:t>类整合视频处理核心逻辑</w:t>
+        <w:t>和结果缓存这些优化策略</w:t>
       </w:r>
       <w:r>
         <w:rPr>
@@ -30236,25 +30687,6 @@
           <w:sz w:val="24"/>
         </w:rPr>
         <w:t>。</w:t>
-      </w:r>
-      <w:r>
-        <w:rPr>
-          <w:sz w:val="24"/>
-        </w:rPr>
-        <w:t>同时针对性</w:t>
-      </w:r>
-      <w:r>
-        <w:rPr>
-          <w:rFonts w:hint="eastAsia"/>
-          <w:sz w:val="24"/>
-        </w:rPr>
-        <w:t>使用</w:t>
-      </w:r>
-      <w:r>
-        <w:rPr>
-          <w:sz w:val="24"/>
-        </w:rPr>
-        <w:t>跳帧处理、结果缓存等优化策略，有效提升了后端服务的处理效率与响应速度。</w:t>
       </w:r>
     </w:p>
     <w:p>
@@ -30272,7 +30704,7 @@
         <w:rPr>
           <w:sz w:val="24"/>
         </w:rPr>
-        <w:t>针对</w:t>
+        <w:t>考虑到</w:t>
       </w:r>
       <w:r>
         <w:rPr>
@@ -30284,20 +30716,26 @@
         <w:rPr>
           <w:sz w:val="24"/>
         </w:rPr>
-        <w:t>推理环境的性能</w:t>
-      </w:r>
-      <w:r>
-        <w:rPr>
-          <w:rFonts w:hint="eastAsia"/>
-          <w:sz w:val="24"/>
-        </w:rPr>
-        <w:t>问题</w:t>
-      </w:r>
-      <w:r>
-        <w:rPr>
-          <w:sz w:val="24"/>
-        </w:rPr>
-        <w:t>，设计并实现了多种优化策略</w:t>
+        <w:t>推理环境下的性能瓶颈</w:t>
+      </w:r>
+      <w:r>
+        <w:rPr>
+          <w:sz w:val="24"/>
+        </w:rPr>
+        <w:t>，</w:t>
+      </w:r>
+      <w:r>
+        <w:rPr>
+          <w:rFonts w:hint="eastAsia"/>
+          <w:sz w:val="24"/>
+        </w:rPr>
+        <w:t>我</w:t>
+      </w:r>
+      <w:r>
+        <w:rPr>
+          <w:sz w:val="24"/>
+        </w:rPr>
+        <w:t>设计并实现了多种优化策略</w:t>
       </w:r>
       <w:r>
         <w:rPr>
@@ -30310,7 +30748,20 @@
         <w:rPr>
           <w:sz w:val="24"/>
         </w:rPr>
-        <w:t>跳帧处理、采用</w:t>
+        <w:t>跳帧处理、</w:t>
+      </w:r>
+      <w:r>
+        <w:rPr>
+          <w:sz w:val="24"/>
+        </w:rPr>
+        <w:t>换用更轻量</w:t>
+      </w:r>
+      <w:r>
+        <w:rPr>
+          <w:rFonts w:hint="eastAsia"/>
+          <w:sz w:val="24"/>
+        </w:rPr>
+        <w:t>的</w:t>
       </w:r>
       <w:r>
         <w:rPr>
@@ -30322,7 +30773,33 @@
         <w:rPr>
           <w:sz w:val="24"/>
         </w:rPr>
-        <w:t>轻量模型、绘制逻辑优化、置信度过滤等</w:t>
+        <w:t>模型、</w:t>
+      </w:r>
+      <w:r>
+        <w:rPr>
+          <w:rFonts w:hint="eastAsia"/>
+          <w:sz w:val="24"/>
+        </w:rPr>
+        <w:t>简化</w:t>
+      </w:r>
+      <w:r>
+        <w:rPr>
+          <w:sz w:val="24"/>
+        </w:rPr>
+        <w:t>绘制逻辑</w:t>
+      </w:r>
+      <w:r>
+        <w:rPr>
+          <w:rFonts w:hint="eastAsia"/>
+          <w:sz w:val="24"/>
+        </w:rPr>
+        <w:t>以及加入</w:t>
+      </w:r>
+      <w:r>
+        <w:rPr>
+          <w:sz w:val="24"/>
+        </w:rPr>
+        <w:t>置信度过滤等</w:t>
       </w:r>
       <w:r>
         <w:rPr>
@@ -30335,7 +30812,25 @@
         <w:rPr>
           <w:sz w:val="24"/>
         </w:rPr>
-        <w:t>经过优化后，系统对</w:t>
+        <w:t>经过</w:t>
+      </w:r>
+      <w:r>
+        <w:rPr>
+          <w:sz w:val="24"/>
+        </w:rPr>
+        <w:t>一系列</w:t>
+      </w:r>
+      <w:r>
+        <w:rPr>
+          <w:sz w:val="24"/>
+        </w:rPr>
+        <w:t>优化后，</w:t>
+      </w:r>
+      <w:r>
+        <w:rPr>
+          <w:sz w:val="24"/>
+        </w:rPr>
+        <w:t>系统处理</w:t>
       </w:r>
       <w:r>
         <w:rPr>
@@ -30347,14 +30842,7 @@
         <w:rPr>
           <w:sz w:val="24"/>
         </w:rPr>
-        <w:t>视频的处理速度</w:t>
-      </w:r>
-      <w:r>
-        <w:rPr>
-          <w:rFonts w:hint="eastAsia"/>
-          <w:sz w:val="24"/>
-        </w:rPr>
-        <w:t>完成每秒</w:t>
+        <w:t>视频的速度达到了每秒</w:t>
       </w:r>
       <w:r>
         <w:rPr>
@@ -30364,24 +30852,22 @@
       </w:r>
       <w:r>
         <w:rPr>
-          <w:rFonts w:hint="eastAsia"/>
-          <w:sz w:val="24"/>
-        </w:rPr>
-        <w:t>帧的</w:t>
-      </w:r>
-      <w:r>
-        <w:rPr>
-          <w:rFonts w:hint="eastAsia"/>
-          <w:sz w:val="24"/>
-        </w:rPr>
-        <w:t>技术</w:t>
-      </w:r>
-      <w:r>
-        <w:rPr>
-          <w:rFonts w:hint="eastAsia"/>
-          <w:sz w:val="24"/>
-        </w:rPr>
-        <w:t>指标</w:t>
+          <w:sz w:val="24"/>
+        </w:rPr>
+        <w:t>帧，</w:t>
+      </w:r>
+      <w:r>
+        <w:rPr>
+          <w:rFonts w:hint="eastAsia"/>
+          <w:sz w:val="24"/>
+        </w:rPr>
+        <w:t>完成</w:t>
+      </w:r>
+      <w:r>
+        <w:rPr>
+          <w:sz w:val="24"/>
+        </w:rPr>
+        <w:t>了技术指标</w:t>
       </w:r>
       <w:r>
         <w:rPr>
@@ -30405,7 +30891,51 @@
         <w:rPr>
           <w:sz w:val="24"/>
         </w:rPr>
-        <w:t>为验证系统的功能完整性与性能达标情况，本文设计了功能测试方案，通过系统测试充分验证了系统各项功能运行正常，核心性能指标均达到预设的设计。</w:t>
+        <w:t>最后，</w:t>
+      </w:r>
+      <w:r>
+        <w:rPr>
+          <w:sz w:val="24"/>
+        </w:rPr>
+        <w:t>为</w:t>
+      </w:r>
+      <w:r>
+        <w:rPr>
+          <w:sz w:val="24"/>
+        </w:rPr>
+        <w:t>了</w:t>
+      </w:r>
+      <w:proofErr w:type="gramStart"/>
+      <w:r>
+        <w:rPr>
+          <w:sz w:val="24"/>
+        </w:rPr>
+        <w:t>证系统</w:t>
+      </w:r>
+      <w:proofErr w:type="gramEnd"/>
+      <w:r>
+        <w:rPr>
+          <w:sz w:val="24"/>
+        </w:rPr>
+        <w:t>的功能完整性与性能达标情况，本文设计了功能测试方案</w:t>
+      </w:r>
+      <w:r>
+        <w:rPr>
+          <w:sz w:val="24"/>
+        </w:rPr>
+        <w:t>。</w:t>
+      </w:r>
+      <w:r>
+        <w:rPr>
+          <w:sz w:val="24"/>
+        </w:rPr>
+        <w:t>通过系统测试</w:t>
+      </w:r>
+      <w:r>
+        <w:rPr>
+          <w:sz w:val="24"/>
+        </w:rPr>
+        <w:t>确认了各项功能都运行正常，核心性能指标也全部达到了预设的要求。</w:t>
       </w:r>
     </w:p>
     <w:p>
@@ -30424,7 +30954,7 @@
           <w:szCs w:val="28"/>
         </w:rPr>
       </w:pPr>
-      <w:bookmarkStart w:id="47" w:name="_Toc226303395"/>
+      <w:bookmarkStart w:id="47" w:name="_Toc226311338"/>
       <w:r>
         <w:rPr>
           <w:rFonts w:eastAsia="黑体" w:hAnsi="黑体" w:hint="eastAsia"/>
@@ -30611,6 +31141,254 @@
           <w:sz w:val="24"/>
         </w:rPr>
         <w:t>，为资源受限环境下的实时目标检测提供了参考。</w:t>
+      </w:r>
+    </w:p>
+    <w:p>
+      <w:pPr>
+        <w:overflowPunct w:val="0"/>
+        <w:autoSpaceDE w:val="0"/>
+        <w:autoSpaceDN w:val="0"/>
+        <w:spacing w:line="300" w:lineRule="auto"/>
+        <w:ind w:firstLine="420"/>
+        <w:rPr>
+          <w:sz w:val="24"/>
+        </w:rPr>
+      </w:pPr>
+      <w:r>
+        <w:rPr>
+          <w:rFonts w:hint="eastAsia"/>
+          <w:sz w:val="24"/>
+        </w:rPr>
+        <w:t>本文</w:t>
+      </w:r>
+      <w:r>
+        <w:rPr>
+          <w:rFonts w:hint="eastAsia"/>
+          <w:sz w:val="24"/>
+        </w:rPr>
+        <w:t>AUI</w:t>
+      </w:r>
+      <w:r>
+        <w:rPr>
+          <w:rFonts w:hint="eastAsia"/>
+          <w:sz w:val="24"/>
+        </w:rPr>
+        <w:t>框架和</w:t>
+      </w:r>
+      <w:r>
+        <w:rPr>
+          <w:rFonts w:hint="eastAsia"/>
+          <w:sz w:val="24"/>
+        </w:rPr>
+        <w:t>YOLO</w:t>
+      </w:r>
+      <w:r>
+        <w:rPr>
+          <w:rFonts w:hint="eastAsia"/>
+          <w:sz w:val="24"/>
+        </w:rPr>
+        <w:t>深度学习模型结合起来，做出了一款能跨平台运行的目标检测应用。和原生开发比起来，用</w:t>
+      </w:r>
+      <w:r>
+        <w:rPr>
+          <w:rFonts w:hint="eastAsia"/>
+          <w:sz w:val="24"/>
+        </w:rPr>
+        <w:t>MAUI</w:t>
+      </w:r>
+      <w:r>
+        <w:rPr>
+          <w:rFonts w:hint="eastAsia"/>
+          <w:sz w:val="24"/>
+        </w:rPr>
+        <w:t>的好处</w:t>
+      </w:r>
+      <w:r>
+        <w:rPr>
+          <w:rFonts w:hint="eastAsia"/>
+          <w:sz w:val="24"/>
+        </w:rPr>
+        <w:t>有</w:t>
+      </w:r>
+      <w:r>
+        <w:rPr>
+          <w:rFonts w:hint="eastAsia"/>
+          <w:sz w:val="24"/>
+        </w:rPr>
+        <w:t>代码复用率高</w:t>
+      </w:r>
+      <w:r>
+        <w:rPr>
+          <w:rFonts w:hint="eastAsia"/>
+          <w:sz w:val="24"/>
+        </w:rPr>
+        <w:t>和</w:t>
+      </w:r>
+      <w:r>
+        <w:rPr>
+          <w:rFonts w:hint="eastAsia"/>
+          <w:sz w:val="24"/>
+        </w:rPr>
+        <w:t>开发</w:t>
+      </w:r>
+      <w:r>
+        <w:rPr>
+          <w:rFonts w:hint="eastAsia"/>
+          <w:sz w:val="24"/>
+        </w:rPr>
+        <w:t>效率高。</w:t>
+      </w:r>
+      <w:r>
+        <w:rPr>
+          <w:rFonts w:hint="eastAsia"/>
+          <w:sz w:val="24"/>
+        </w:rPr>
+        <w:t>针对移动平台上视频</w:t>
+      </w:r>
+      <w:proofErr w:type="gramStart"/>
+      <w:r>
+        <w:rPr>
+          <w:rFonts w:hint="eastAsia"/>
+          <w:sz w:val="24"/>
+        </w:rPr>
+        <w:t>流显示</w:t>
+      </w:r>
+      <w:proofErr w:type="gramEnd"/>
+      <w:r>
+        <w:rPr>
+          <w:rFonts w:hint="eastAsia"/>
+          <w:sz w:val="24"/>
+        </w:rPr>
+        <w:t>经常遇到的跨域问题，我们提出了一种基于</w:t>
+      </w:r>
+      <w:r>
+        <w:rPr>
+          <w:rFonts w:hint="eastAsia"/>
+          <w:sz w:val="24"/>
+        </w:rPr>
+        <w:t>WebView</w:t>
+      </w:r>
+      <w:r>
+        <w:rPr>
+          <w:rFonts w:hint="eastAsia"/>
+          <w:sz w:val="24"/>
+        </w:rPr>
+        <w:t>和</w:t>
+      </w:r>
+      <w:r>
+        <w:rPr>
+          <w:rFonts w:hint="eastAsia"/>
+          <w:sz w:val="24"/>
+        </w:rPr>
+        <w:t>Data URL</w:t>
+      </w:r>
+      <w:r>
+        <w:rPr>
+          <w:rFonts w:hint="eastAsia"/>
+          <w:sz w:val="24"/>
+        </w:rPr>
+        <w:t>的</w:t>
+      </w:r>
+      <w:r>
+        <w:rPr>
+          <w:rFonts w:hint="eastAsia"/>
+          <w:sz w:val="24"/>
+        </w:rPr>
+        <w:t>MJPEG</w:t>
+      </w:r>
+      <w:proofErr w:type="gramStart"/>
+      <w:r>
+        <w:rPr>
+          <w:rFonts w:hint="eastAsia"/>
+          <w:sz w:val="24"/>
+        </w:rPr>
+        <w:t>流显示</w:t>
+      </w:r>
+      <w:proofErr w:type="gramEnd"/>
+      <w:r>
+        <w:rPr>
+          <w:rFonts w:hint="eastAsia"/>
+          <w:sz w:val="24"/>
+        </w:rPr>
+        <w:t>方案</w:t>
+      </w:r>
+      <w:r>
+        <w:rPr>
+          <w:rFonts w:hint="eastAsia"/>
+          <w:sz w:val="24"/>
+        </w:rPr>
+        <w:t>来</w:t>
+      </w:r>
+      <w:r>
+        <w:rPr>
+          <w:rFonts w:hint="eastAsia"/>
+          <w:sz w:val="24"/>
+        </w:rPr>
+        <w:t>绕过了这个限制。在性能优化上，综</w:t>
+      </w:r>
+      <w:r>
+        <w:rPr>
+          <w:rFonts w:hint="eastAsia"/>
+          <w:sz w:val="24"/>
+        </w:rPr>
+        <w:lastRenderedPageBreak/>
+        <w:t>合运用了跳帧处理、结果缓存、轻量模型、绘制优化等多种手段，最终在</w:t>
+      </w:r>
+      <w:r>
+        <w:rPr>
+          <w:rFonts w:hint="eastAsia"/>
+          <w:sz w:val="24"/>
+        </w:rPr>
+        <w:t>CPU</w:t>
+      </w:r>
+      <w:r>
+        <w:rPr>
+          <w:rFonts w:hint="eastAsia"/>
+          <w:sz w:val="24"/>
+        </w:rPr>
+        <w:t>推理的环境下，让</w:t>
+      </w:r>
+      <w:r>
+        <w:rPr>
+          <w:rFonts w:hint="eastAsia"/>
+          <w:sz w:val="24"/>
+        </w:rPr>
+        <w:t>720P</w:t>
+      </w:r>
+      <w:r>
+        <w:rPr>
+          <w:rFonts w:hint="eastAsia"/>
+          <w:sz w:val="24"/>
+        </w:rPr>
+        <w:t>视频的处理速度达到了每秒</w:t>
+      </w:r>
+      <w:r>
+        <w:rPr>
+          <w:rFonts w:hint="eastAsia"/>
+          <w:sz w:val="24"/>
+        </w:rPr>
+        <w:t>15</w:t>
+      </w:r>
+      <w:r>
+        <w:rPr>
+          <w:rFonts w:hint="eastAsia"/>
+          <w:sz w:val="24"/>
+        </w:rPr>
+        <w:t>帧</w:t>
+      </w:r>
+      <w:r>
+        <w:rPr>
+          <w:rFonts w:hint="eastAsia"/>
+          <w:sz w:val="24"/>
+        </w:rPr>
+        <w:t>的目标</w:t>
+      </w:r>
+      <w:r>
+        <w:rPr>
+          <w:rFonts w:hint="eastAsia"/>
+          <w:sz w:val="24"/>
+        </w:rPr>
+        <w:t>。这套方案对于资源受限条件下做实时目标检测，有一定参考价值。</w:t>
       </w:r>
     </w:p>
     <w:p>
@@ -30629,7 +31407,7 @@
           <w:szCs w:val="28"/>
         </w:rPr>
       </w:pPr>
-      <w:bookmarkStart w:id="48" w:name="_Toc226303396"/>
+      <w:bookmarkStart w:id="48" w:name="_Toc226311339"/>
       <w:r>
         <w:rPr>
           <w:rFonts w:eastAsia="黑体" w:hAnsi="黑体" w:hint="eastAsia"/>
@@ -30654,9 +31432,10 @@
       </w:pPr>
       <w:r>
         <w:rPr>
-          <w:sz w:val="24"/>
-        </w:rPr>
-        <w:t>本系统虽然顺利完成了预设的设计目标，实现了</w:t>
+          <w:rFonts w:hint="eastAsia"/>
+          <w:sz w:val="24"/>
+        </w:rPr>
+        <w:t>虽然这套系统顺利达成了最初设计的目标，在</w:t>
       </w:r>
       <w:r>
         <w:rPr>
@@ -30670,13 +31449,7 @@
           <w:rFonts w:hint="eastAsia"/>
           <w:sz w:val="24"/>
         </w:rPr>
-        <w:t>平台</w:t>
-      </w:r>
-      <w:r>
-        <w:rPr>
-          <w:sz w:val="24"/>
-        </w:rPr>
-        <w:t>视频目标识别的核心功能且性能达标，但结合实际应用场景的拓展需求与技术发展趋势，仍存在诸多可进一步优化和完善的空间。</w:t>
+        <w:t>平台上跑通了视频目标识别的核心功能，性能也符合预期，但要是结合实际应用场景的扩展需求和技术发展的走向来看，其实还有不少地方可以进一步打磨和优化。</w:t>
       </w:r>
     </w:p>
     <w:p>
@@ -30692,82 +31465,108 @@
       </w:pPr>
       <w:r>
         <w:rPr>
-          <w:sz w:val="24"/>
-        </w:rPr>
-        <w:lastRenderedPageBreak/>
-        <w:t>在推理性能提升方面，当前系统仅支持</w:t>
-      </w:r>
-      <w:r>
-        <w:rPr>
+          <w:rFonts w:hint="eastAsia"/>
+          <w:sz w:val="24"/>
+        </w:rPr>
+        <w:t>先说推理性能</w:t>
+      </w:r>
+      <w:r>
+        <w:rPr>
+          <w:rFonts w:hint="eastAsia"/>
+          <w:sz w:val="24"/>
+        </w:rPr>
+        <w:t>方面，</w:t>
+      </w:r>
+      <w:r>
+        <w:rPr>
+          <w:rFonts w:hint="eastAsia"/>
+          <w:sz w:val="24"/>
+        </w:rPr>
+        <w:t>目前系统只支持</w:t>
+      </w:r>
+      <w:r>
+        <w:rPr>
+          <w:rFonts w:hint="eastAsia"/>
           <w:sz w:val="24"/>
         </w:rPr>
         <w:t>CPU</w:t>
       </w:r>
       <w:r>
         <w:rPr>
-          <w:sz w:val="24"/>
-        </w:rPr>
-        <w:t>推理模式，未来可引入</w:t>
-      </w:r>
-      <w:r>
-        <w:rPr>
+          <w:rFonts w:hint="eastAsia"/>
+          <w:sz w:val="24"/>
+        </w:rPr>
+        <w:t>推理，后续可以考虑引入</w:t>
+      </w:r>
+      <w:r>
+        <w:rPr>
+          <w:rFonts w:hint="eastAsia"/>
           <w:sz w:val="24"/>
         </w:rPr>
         <w:t>GPU</w:t>
       </w:r>
       <w:r>
         <w:rPr>
-          <w:sz w:val="24"/>
-        </w:rPr>
-        <w:t>加速支持以进一步提升视频处理速度，具体可通过自动检测系统</w:t>
-      </w:r>
-      <w:r>
-        <w:rPr>
+          <w:rFonts w:hint="eastAsia"/>
+          <w:sz w:val="24"/>
+        </w:rPr>
+        <w:t>加速，进一步提升视频处理的速度。一个可行的思路是，让系统自动检测当前环境有没有</w:t>
+      </w:r>
+      <w:r>
+        <w:rPr>
+          <w:rFonts w:hint="eastAsia"/>
           <w:sz w:val="24"/>
         </w:rPr>
         <w:t>CUDA</w:t>
       </w:r>
       <w:r>
         <w:rPr>
-          <w:sz w:val="24"/>
-        </w:rPr>
-        <w:t>环境，动态切换</w:t>
-      </w:r>
-      <w:r>
-        <w:rPr>
+          <w:rFonts w:hint="eastAsia"/>
+          <w:sz w:val="24"/>
+        </w:rPr>
+        <w:t>，然后动态切换</w:t>
+      </w:r>
+      <w:r>
+        <w:rPr>
+          <w:rFonts w:hint="eastAsia"/>
           <w:sz w:val="24"/>
         </w:rPr>
         <w:t>device</w:t>
       </w:r>
       <w:r>
         <w:rPr>
-          <w:sz w:val="24"/>
-        </w:rPr>
-        <w:t>参数的方式，实现</w:t>
-      </w:r>
-      <w:r>
-        <w:rPr>
+          <w:rFonts w:hint="eastAsia"/>
+          <w:sz w:val="24"/>
+        </w:rPr>
+        <w:t>参数，实现</w:t>
+      </w:r>
+      <w:r>
+        <w:rPr>
+          <w:rFonts w:hint="eastAsia"/>
           <w:sz w:val="24"/>
         </w:rPr>
         <w:t>CPU</w:t>
       </w:r>
       <w:r>
         <w:rPr>
-          <w:sz w:val="24"/>
-        </w:rPr>
-        <w:t>与</w:t>
-      </w:r>
-      <w:r>
-        <w:rPr>
+          <w:rFonts w:hint="eastAsia"/>
+          <w:sz w:val="24"/>
+        </w:rPr>
+        <w:t>和</w:t>
+      </w:r>
+      <w:r>
+        <w:rPr>
+          <w:rFonts w:hint="eastAsia"/>
           <w:sz w:val="24"/>
         </w:rPr>
         <w:t>GPU</w:t>
       </w:r>
       <w:r>
         <w:rPr>
-          <w:sz w:val="24"/>
-        </w:rPr>
-        <w:t>推理模式的自适应切换，充分利用硬件资源提升处理效率。</w:t>
+          <w:rFonts w:hint="eastAsia"/>
+          <w:sz w:val="24"/>
+        </w:rPr>
+        <w:t>推理模式之间的自适应切换，这样就能更好地利用硬件资源，提高处理效率。</w:t>
       </w:r>
     </w:p>
     <w:p>
@@ -30783,13 +31582,43 @@
       </w:pPr>
       <w:r>
         <w:rPr>
-          <w:sz w:val="24"/>
-        </w:rPr>
-        <w:t>在功能拓展层面，当前系统仅能完成目标检测任务，缺乏对目标的持续跟踪能力，后续可引入</w:t>
+          <w:rFonts w:hint="eastAsia"/>
+          <w:sz w:val="24"/>
+        </w:rPr>
+        <w:t>再看功能拓展</w:t>
+      </w:r>
+      <w:r>
+        <w:rPr>
+          <w:rFonts w:hint="eastAsia"/>
+          <w:sz w:val="24"/>
+        </w:rPr>
+        <w:t>，</w:t>
+      </w:r>
+      <w:r>
+        <w:rPr>
+          <w:rFonts w:hint="eastAsia"/>
+          <w:sz w:val="24"/>
+        </w:rPr>
+        <w:t>现在的系统只能做目标检测，</w:t>
+      </w:r>
+      <w:r>
+        <w:rPr>
+          <w:rFonts w:hint="eastAsia"/>
+          <w:sz w:val="24"/>
+        </w:rPr>
+        <w:t>无法</w:t>
+      </w:r>
+      <w:r>
+        <w:rPr>
+          <w:rFonts w:hint="eastAsia"/>
+          <w:sz w:val="24"/>
+        </w:rPr>
+        <w:t>持续跟踪同一个目标。后面可以加入像</w:t>
       </w:r>
       <w:proofErr w:type="spellStart"/>
       <w:r>
         <w:rPr>
+          <w:rFonts w:hint="eastAsia"/>
           <w:sz w:val="24"/>
         </w:rPr>
         <w:t>DeepSORT</w:t>
@@ -30797,23 +31626,26 @@
       <w:proofErr w:type="spellEnd"/>
       <w:r>
         <w:rPr>
-          <w:sz w:val="24"/>
-        </w:rPr>
-        <w:t>等成熟的目标跟踪算法，通过关联不同</w:t>
+          <w:rFonts w:hint="eastAsia"/>
+          <w:sz w:val="24"/>
+        </w:rPr>
+        <w:t>这类成熟的目标跟踪算法，把不同</w:t>
       </w:r>
       <w:proofErr w:type="gramStart"/>
       <w:r>
         <w:rPr>
-          <w:sz w:val="24"/>
-        </w:rPr>
-        <w:t>视频帧中的</w:t>
+          <w:rFonts w:hint="eastAsia"/>
+          <w:sz w:val="24"/>
+        </w:rPr>
+        <w:t>视频帧里出现</w:t>
       </w:r>
       <w:proofErr w:type="gramEnd"/>
       <w:r>
         <w:rPr>
-          <w:sz w:val="24"/>
-        </w:rPr>
-        <w:t>同一目标，实现目标轨迹的连续追踪，丰富系统的应用场景。</w:t>
+          <w:rFonts w:hint="eastAsia"/>
+          <w:sz w:val="24"/>
+        </w:rPr>
+        <w:t>的同一个目标关联起来，形成连续的运动轨迹，从而让系统能覆盖更多的应用场景。</w:t>
       </w:r>
     </w:p>
     <w:p>
@@ -30829,13 +31661,15 @@
       </w:pPr>
       <w:r>
         <w:rPr>
-          <w:sz w:val="24"/>
-        </w:rPr>
-        <w:t>针对模型灵活性不足的问题，当前系统所采用的检测模型为固定配置，未来可增加模型在线更新功能，支持用户自主上传自定义模型，或在系统中提供多种</w:t>
+          <w:rFonts w:hint="eastAsia"/>
+          <w:sz w:val="24"/>
+        </w:rPr>
+        <w:t>模型灵活性也是个问题。目前检测模型是固定的，不能换。未来可以增加模型在线更新的功能，允许用户自己上传自定义模型，或者在系统里内置多种</w:t>
       </w:r>
       <w:proofErr w:type="gramStart"/>
       <w:r>
         <w:rPr>
+          <w:rFonts w:hint="eastAsia"/>
           <w:sz w:val="24"/>
         </w:rPr>
         <w:t>预训练</w:t>
@@ -30843,9 +31677,10 @@
       <w:proofErr w:type="gramEnd"/>
       <w:r>
         <w:rPr>
-          <w:sz w:val="24"/>
-        </w:rPr>
-        <w:t>模型供用户选择，适配不同场景下的目标检测需求，提升系统的通用性。</w:t>
+          <w:rFonts w:hint="eastAsia"/>
+          <w:sz w:val="24"/>
+        </w:rPr>
+        <w:t>模型供大家选择，这样就能适应不同场景下的检测需求，系统的通用性也会更强。</w:t>
       </w:r>
     </w:p>
     <w:p>
@@ -30861,47 +31696,38 @@
       </w:pPr>
       <w:r>
         <w:rPr>
-          <w:sz w:val="24"/>
-        </w:rPr>
-        <w:t>在系统部署方面，当前系统</w:t>
-      </w:r>
-      <w:proofErr w:type="gramStart"/>
-      <w:r>
-        <w:rPr>
-          <w:sz w:val="24"/>
-        </w:rPr>
-        <w:t>仅部署</w:t>
-      </w:r>
-      <w:proofErr w:type="gramEnd"/>
-      <w:r>
-        <w:rPr>
-          <w:sz w:val="24"/>
-        </w:rPr>
-        <w:t>于单机环境，扩展性和可用性有限，后续可采用</w:t>
-      </w:r>
-      <w:r>
-        <w:rPr>
+          <w:rFonts w:hint="eastAsia"/>
+          <w:sz w:val="24"/>
+        </w:rPr>
+        <w:t>部署方面，当前系统还只是跑在单机环境里，扩展性和可用性都比较有限。后面可以采用</w:t>
+      </w:r>
+      <w:r>
+        <w:rPr>
+          <w:rFonts w:hint="eastAsia"/>
           <w:sz w:val="24"/>
         </w:rPr>
         <w:t>Docker</w:t>
       </w:r>
       <w:r>
         <w:rPr>
-          <w:sz w:val="24"/>
-        </w:rPr>
-        <w:t>容器化技术进行部署，并结合</w:t>
-      </w:r>
-      <w:r>
-        <w:rPr>
+          <w:rFonts w:hint="eastAsia"/>
+          <w:sz w:val="24"/>
+        </w:rPr>
+        <w:t>容器化技术来部署，再搭配</w:t>
+      </w:r>
+      <w:r>
+        <w:rPr>
+          <w:rFonts w:hint="eastAsia"/>
           <w:sz w:val="24"/>
         </w:rPr>
         <w:t>Kubernetes</w:t>
       </w:r>
       <w:r>
         <w:rPr>
-          <w:sz w:val="24"/>
-        </w:rPr>
-        <w:t>编排工具，实现系统的弹性伸缩、故障自愈与高可用部署，满足大规模应用场景的需求。</w:t>
+          <w:rFonts w:hint="eastAsia"/>
+          <w:sz w:val="24"/>
+        </w:rPr>
+        <w:t>进行编排管理，实现弹性伸缩、故障自动恢复和高可用部署，满足大规模应用的需要。</w:t>
       </w:r>
     </w:p>
     <w:p>
@@ -30917,37 +31743,87 @@
       </w:pPr>
       <w:r>
         <w:rPr>
-          <w:sz w:val="24"/>
-        </w:rPr>
-        <w:t>此外，当前系统的测试主要集中在</w:t>
-      </w:r>
-      <w:r>
-        <w:rPr>
+          <w:rFonts w:hint="eastAsia"/>
+          <w:sz w:val="24"/>
+        </w:rPr>
+        <w:t>另外，目前的测试主要集中在</w:t>
+      </w:r>
+      <w:r>
+        <w:rPr>
+          <w:rFonts w:hint="eastAsia"/>
           <w:sz w:val="24"/>
         </w:rPr>
         <w:t>Windows</w:t>
       </w:r>
       <w:r>
         <w:rPr>
-          <w:sz w:val="24"/>
-        </w:rPr>
-        <w:t>平台，移动端的适配仍有提升空间，未来可进一步针对移动端进行性能与体验优化，比如加强对移动网络（</w:t>
-      </w:r>
-      <w:r>
-        <w:rPr>
-          <w:sz w:val="24"/>
-        </w:rPr>
-        <w:t>4G/5G/Wi-Fi</w:t>
-      </w:r>
-      <w:r>
-        <w:rPr>
-          <w:sz w:val="24"/>
-        </w:rPr>
-        <w:t>）的适配能力，优化算法逻辑以减少移动设备的电量消耗，提升移动</w:t>
+          <w:rFonts w:hint="eastAsia"/>
+          <w:sz w:val="24"/>
+        </w:rPr>
+        <w:t>平台上，移动端的适配还有不少提升空间。以后可以针对</w:t>
       </w:r>
       <w:proofErr w:type="gramStart"/>
       <w:r>
         <w:rPr>
+          <w:rFonts w:hint="eastAsia"/>
+          <w:sz w:val="24"/>
+        </w:rPr>
+        <w:t>移动端做更多</w:t>
+      </w:r>
+      <w:proofErr w:type="gramEnd"/>
+      <w:r>
+        <w:rPr>
+          <w:rFonts w:hint="eastAsia"/>
+          <w:sz w:val="24"/>
+        </w:rPr>
+        <w:t>性能和体验上的优化，比如加强对</w:t>
+      </w:r>
+      <w:r>
+        <w:rPr>
+          <w:rFonts w:hint="eastAsia"/>
+          <w:sz w:val="24"/>
+        </w:rPr>
+        <w:t>4G</w:t>
+      </w:r>
+      <w:r>
+        <w:rPr>
+          <w:rFonts w:hint="eastAsia"/>
+          <w:sz w:val="24"/>
+        </w:rPr>
+        <w:t>、</w:t>
+      </w:r>
+      <w:r>
+        <w:rPr>
+          <w:rFonts w:hint="eastAsia"/>
+          <w:sz w:val="24"/>
+        </w:rPr>
+        <w:t>5G</w:t>
+      </w:r>
+      <w:r>
+        <w:rPr>
+          <w:rFonts w:hint="eastAsia"/>
+          <w:sz w:val="24"/>
+        </w:rPr>
+        <w:t>、</w:t>
+      </w:r>
+      <w:r>
+        <w:rPr>
+          <w:rFonts w:hint="eastAsia"/>
+          <w:sz w:val="24"/>
+        </w:rPr>
+        <w:t>Wi-Fi</w:t>
+      </w:r>
+      <w:r>
+        <w:rPr>
+          <w:rFonts w:hint="eastAsia"/>
+          <w:sz w:val="24"/>
+        </w:rPr>
+        <w:t>这些移动网络的适配能力，优化算法逻辑来减少电量消耗，让移动</w:t>
+      </w:r>
+      <w:proofErr w:type="gramStart"/>
+      <w:r>
+        <w:rPr>
+          <w:rFonts w:hint="eastAsia"/>
           <w:sz w:val="24"/>
         </w:rPr>
         <w:t>端用户</w:t>
@@ -30955,9 +31831,10 @@
       <w:proofErr w:type="gramEnd"/>
       <w:r>
         <w:rPr>
-          <w:sz w:val="24"/>
-        </w:rPr>
-        <w:t>的使用体验。</w:t>
+          <w:rFonts w:hint="eastAsia"/>
+          <w:sz w:val="24"/>
+        </w:rPr>
+        <w:t>用起来更顺手。</w:t>
       </w:r>
     </w:p>
     <w:p>
@@ -30987,7 +31864,7 @@
           <w:szCs w:val="28"/>
         </w:rPr>
       </w:pPr>
-      <w:bookmarkStart w:id="49" w:name="_Toc226303397"/>
+      <w:bookmarkStart w:id="49" w:name="_Toc226311340"/>
       <w:r>
         <w:rPr>
           <w:rFonts w:hint="eastAsia"/>
@@ -38228,6 +39105,7 @@
   <w:style w:type="character" w:default="1" w:styleId="a0">
     <w:name w:val="Default Paragraph Font"/>
     <w:uiPriority w:val="1"/>
+    <w:semiHidden/>
     <w:unhideWhenUsed/>
   </w:style>
   <w:style w:type="table" w:default="1" w:styleId="a1">
